--- a/RT/РТ (УП11) пара 2 ст Ермилов Д.Е..docx
+++ b/RT/РТ (УП11) пара 2 ст Ермилов Д.Е..docx
@@ -241,7 +241,7 @@
       <w:r>
         <w:rPr>
           <w:rFonts w:ascii="Segoe UI" w:eastAsia="Times New Roman" w:hAnsi="Segoe UI" w:cs="Segoe UI"/>
-          <w:color w:val="1F4EA8"/>
+          <w:color w:val="0F1115"/>
           <w:lang w:eastAsia="ru-RU"/>
         </w:rPr>
         <w:t xml:space="preserve"> Ермилов Даниил Евгеньевич</w:t>
@@ -4526,7 +4526,6 @@
             <w:r>
               <w:rPr>
                 <w:rFonts w:ascii="Segoe UI Symbol" w:eastAsia="Times New Roman" w:hAnsi="Segoe UI Symbol" w:cs="Segoe UI Symbol"/>
-                <w:color w:val="1F4EA8"/>
                 <w:sz w:val="23"/>
                 <w:szCs w:val="23"/>
                 <w:lang w:eastAsia="ru-RU"/>
@@ -4628,7 +4627,7 @@
       <w:r>
         <w:rPr>
           <w:rFonts w:ascii="Segoe UI" w:eastAsia="Times New Roman" w:hAnsi="Segoe UI" w:cs="Segoe UI"/>
-          <w:color w:val="1F4EA8"/>
+          <w:color w:val="0F1115"/>
           <w:lang w:eastAsia="ru-RU"/>
         </w:rPr>
         <w:t xml:space="preserve"> PostgreSQL 17</w:t>
@@ -4657,10 +4656,10 @@
       <w:r>
         <w:rPr>
           <w:rFonts w:ascii="Segoe UI" w:eastAsia="Times New Roman" w:hAnsi="Segoe UI" w:cs="Segoe UI"/>
-          <w:color w:val="1F4EA8"/>
-          <w:lang w:eastAsia="ru-RU"/>
-        </w:rPr>
-        <w:t xml:space="preserve"> объектно-реляционная СУБД с открытым исходным кодом, строгая поддержка стандарта SQL, CHECK/FOREIGN KEY, удобный pgAdmin 4 в комплекте; подходит для БД «Парфюмерия».</w:t>
+          <w:color w:val="0F1115"/>
+          <w:lang w:eastAsia="ru-RU"/>
+        </w:rPr>
+        <w:t xml:space="preserve"> PostgreSQL бесплатная, надёжная и хорошо поддерживает стандарт SQL, а вместе с ней сразу ставится pgAdmin, в котором удобно работать с базой.</w:t>
       </w:r>
     </w:p>
     <w:p>
@@ -8694,7 +8693,7 @@
           <w:color w:val="0F1115"/>
           <w:lang w:eastAsia="ru-RU"/>
         </w:rPr>
-        <w:t xml:space="preserve">Результат (вариант Б не выполнялся, выбран PostgreSQL): </w:t>
+        <w:t>Результат:</w:t>
       </w:r>
       <w:r>
         <w:rPr>
@@ -12155,7 +12154,7 @@
           <w:color w:val="0F1115"/>
           <w:lang w:eastAsia="ru-RU"/>
         </w:rPr>
-        <w:t xml:space="preserve">Результат (вариант Б не выполнялся, выбран pgAdmin): </w:t>
+        <w:t>Результат:</w:t>
       </w:r>
       <w:r>
         <w:rPr>
@@ -12385,7 +12384,7 @@
       <w:r>
         <w:rPr>
           <w:rFonts w:ascii="Segoe UI" w:eastAsia="Times New Roman" w:hAnsi="Segoe UI" w:cs="Segoe UI"/>
-          <w:color w:val="1F4EA8"/>
+          <w:color w:val="0F1115"/>
           <w:lang w:eastAsia="ru-RU"/>
         </w:rPr>
         <w:t xml:space="preserve"> PostgreSQL 17.11 on x86_64-windows, compiled by msvc-19.44.35229, 64-bit</w:t>
@@ -12547,7 +12546,7 @@
       <w:r>
         <w:rPr>
           <w:rFonts w:ascii="Segoe UI" w:eastAsia="Times New Roman" w:hAnsi="Segoe UI" w:cs="Segoe UI"/>
-          <w:color w:val="1F4EA8"/>
+          <w:color w:val="0F1115"/>
           <w:lang w:val="en-US" w:eastAsia="ru-RU"/>
         </w:rPr>
         <w:t xml:space="preserve"> 2026-10-12</w:t>
@@ -12733,7 +12732,7 @@
       <w:r>
         <w:rPr>
           <w:rFonts w:ascii="Segoe UI" w:eastAsia="Times New Roman" w:hAnsi="Segoe UI" w:cs="Segoe UI"/>
-          <w:color w:val="1F4EA8"/>
+          <w:color w:val="0F1115"/>
           <w:lang w:eastAsia="ru-RU"/>
         </w:rPr>
         <w:t xml:space="preserve"> 15:23:59.853962+03</w:t>
@@ -12969,7 +12968,7 @@
       <w:r>
         <w:rPr>
           <w:rFonts w:ascii="Segoe UI" w:eastAsia="Times New Roman" w:hAnsi="Segoe UI" w:cs="Segoe UI"/>
-          <w:color w:val="1F4EA8"/>
+          <w:color w:val="0F1115"/>
           <w:lang w:eastAsia="ru-RU"/>
         </w:rPr>
         <w:t xml:space="preserve"> result = 4</w:t>
@@ -13259,7 +13258,7 @@
       <w:r>
         <w:rPr>
           <w:rFonts w:ascii="Segoe UI" w:eastAsia="Times New Roman" w:hAnsi="Segoe UI" w:cs="Segoe UI"/>
-          <w:color w:val="1F4EA8"/>
+          <w:color w:val="0F1115"/>
           <w:lang w:val="en-US" w:eastAsia="ru-RU"/>
         </w:rPr>
         <w:t xml:space="preserve"> greeting = Hello World</w:t>
@@ -13878,7 +13877,7 @@
       <w:r>
         <w:rPr>
           <w:rFonts w:ascii="Segoe UI" w:eastAsia="Times New Roman" w:hAnsi="Segoe UI" w:cs="Segoe UI"/>
-          <w:color w:val="1F4EA8"/>
+          <w:color w:val="0F1115"/>
           <w:lang w:eastAsia="ru-RU"/>
         </w:rPr>
         <w:t xml:space="preserve"> template1, template0, postgres, test_db</w:t>
@@ -16360,7 +16359,10 @@
             </w:pPr>
             <w:r>
               <w:rPr>
-                <w:color w:val="1F4EA8"/>
+                <w:rFonts w:ascii="Segoe UI" w:eastAsia="Times New Roman" w:hAnsi="Segoe UI" w:cs="Segoe UI"/>
+                <w:sz w:val="23"/>
+                <w:szCs w:val="23"/>
+                <w:lang w:eastAsia="ru-RU"/>
               </w:rPr>
               <w:t>1</w:t>
             </w:r>
@@ -16390,7 +16392,10 @@
             </w:pPr>
             <w:r>
               <w:rPr>
-                <w:color w:val="1F4EA8"/>
+                <w:rFonts w:ascii="Segoe UI" w:eastAsia="Times New Roman" w:hAnsi="Segoe UI" w:cs="Segoe UI"/>
+                <w:sz w:val="23"/>
+                <w:szCs w:val="23"/>
+                <w:lang w:eastAsia="ru-RU"/>
               </w:rPr>
               <w:t>Иванов Иван</w:t>
             </w:r>
@@ -16420,7 +16425,10 @@
             </w:pPr>
             <w:r>
               <w:rPr>
-                <w:color w:val="1F4EA8"/>
+                <w:rFonts w:ascii="Segoe UI" w:eastAsia="Times New Roman" w:hAnsi="Segoe UI" w:cs="Segoe UI"/>
+                <w:sz w:val="23"/>
+                <w:szCs w:val="23"/>
+                <w:lang w:eastAsia="ru-RU"/>
               </w:rPr>
               <w:t>20</w:t>
             </w:r>
@@ -16450,7 +16458,10 @@
             </w:pPr>
             <w:r>
               <w:rPr>
-                <w:color w:val="1F4EA8"/>
+                <w:rFonts w:ascii="Segoe UI" w:eastAsia="Times New Roman" w:hAnsi="Segoe UI" w:cs="Segoe UI"/>
+                <w:sz w:val="23"/>
+                <w:szCs w:val="23"/>
+                <w:lang w:eastAsia="ru-RU"/>
               </w:rPr>
               <w:t>ivanov@mail.ru</w:t>
             </w:r>
@@ -16482,7 +16493,10 @@
             </w:pPr>
             <w:r>
               <w:rPr>
-                <w:color w:val="1F4EA8"/>
+                <w:rFonts w:ascii="Segoe UI" w:eastAsia="Times New Roman" w:hAnsi="Segoe UI" w:cs="Segoe UI"/>
+                <w:sz w:val="23"/>
+                <w:szCs w:val="23"/>
+                <w:lang w:eastAsia="ru-RU"/>
               </w:rPr>
               <w:t>2</w:t>
             </w:r>
@@ -16512,7 +16526,10 @@
             </w:pPr>
             <w:r>
               <w:rPr>
-                <w:color w:val="1F4EA8"/>
+                <w:rFonts w:ascii="Segoe UI" w:eastAsia="Times New Roman" w:hAnsi="Segoe UI" w:cs="Segoe UI"/>
+                <w:sz w:val="23"/>
+                <w:szCs w:val="23"/>
+                <w:lang w:eastAsia="ru-RU"/>
               </w:rPr>
               <w:t>Петров Пётр</w:t>
             </w:r>
@@ -16542,7 +16559,10 @@
             </w:pPr>
             <w:r>
               <w:rPr>
-                <w:color w:val="1F4EA8"/>
+                <w:rFonts w:ascii="Segoe UI" w:eastAsia="Times New Roman" w:hAnsi="Segoe UI" w:cs="Segoe UI"/>
+                <w:sz w:val="23"/>
+                <w:szCs w:val="23"/>
+                <w:lang w:eastAsia="ru-RU"/>
               </w:rPr>
               <w:t>21</w:t>
             </w:r>
@@ -16572,7 +16592,10 @@
             </w:pPr>
             <w:r>
               <w:rPr>
-                <w:color w:val="1F4EA8"/>
+                <w:rFonts w:ascii="Segoe UI" w:eastAsia="Times New Roman" w:hAnsi="Segoe UI" w:cs="Segoe UI"/>
+                <w:sz w:val="23"/>
+                <w:szCs w:val="23"/>
+                <w:lang w:eastAsia="ru-RU"/>
               </w:rPr>
               <w:t>petrov@mail.ru</w:t>
             </w:r>
@@ -16604,7 +16627,10 @@
             </w:pPr>
             <w:r>
               <w:rPr>
-                <w:color w:val="1F4EA8"/>
+                <w:rFonts w:ascii="Segoe UI" w:eastAsia="Times New Roman" w:hAnsi="Segoe UI" w:cs="Segoe UI"/>
+                <w:sz w:val="23"/>
+                <w:szCs w:val="23"/>
+                <w:lang w:eastAsia="ru-RU"/>
               </w:rPr>
               <w:t>3</w:t>
             </w:r>
@@ -16634,7 +16660,10 @@
             </w:pPr>
             <w:r>
               <w:rPr>
-                <w:color w:val="1F4EA8"/>
+                <w:rFonts w:ascii="Segoe UI" w:eastAsia="Times New Roman" w:hAnsi="Segoe UI" w:cs="Segoe UI"/>
+                <w:sz w:val="23"/>
+                <w:szCs w:val="23"/>
+                <w:lang w:eastAsia="ru-RU"/>
               </w:rPr>
               <w:t>Сидорова Анна</w:t>
             </w:r>
@@ -16664,7 +16693,10 @@
             </w:pPr>
             <w:r>
               <w:rPr>
-                <w:color w:val="1F4EA8"/>
+                <w:rFonts w:ascii="Segoe UI" w:eastAsia="Times New Roman" w:hAnsi="Segoe UI" w:cs="Segoe UI"/>
+                <w:sz w:val="23"/>
+                <w:szCs w:val="23"/>
+                <w:lang w:eastAsia="ru-RU"/>
               </w:rPr>
               <w:t>19</w:t>
             </w:r>
@@ -16694,7 +16726,10 @@
             </w:pPr>
             <w:r>
               <w:rPr>
-                <w:color w:val="1F4EA8"/>
+                <w:rFonts w:ascii="Segoe UI" w:eastAsia="Times New Roman" w:hAnsi="Segoe UI" w:cs="Segoe UI"/>
+                <w:sz w:val="23"/>
+                <w:szCs w:val="23"/>
+                <w:lang w:eastAsia="ru-RU"/>
               </w:rPr>
               <w:t>sidorova@mail.ru</w:t>
             </w:r>
@@ -17127,7 +17162,10 @@
             </w:pPr>
             <w:r>
               <w:rPr>
-                <w:color w:val="1F4EA8"/>
+                <w:rFonts w:ascii="Segoe UI" w:eastAsia="Times New Roman" w:hAnsi="Segoe UI" w:cs="Segoe UI"/>
+                <w:sz w:val="23"/>
+                <w:szCs w:val="23"/>
+                <w:lang w:eastAsia="ru-RU"/>
               </w:rPr>
               <w:t>2</w:t>
             </w:r>
@@ -17157,7 +17195,10 @@
             </w:pPr>
             <w:r>
               <w:rPr>
-                <w:color w:val="1F4EA8"/>
+                <w:rFonts w:ascii="Segoe UI" w:eastAsia="Times New Roman" w:hAnsi="Segoe UI" w:cs="Segoe UI"/>
+                <w:sz w:val="23"/>
+                <w:szCs w:val="23"/>
+                <w:lang w:eastAsia="ru-RU"/>
               </w:rPr>
               <w:t>Петров Пётр</w:t>
             </w:r>
@@ -17187,7 +17228,10 @@
             </w:pPr>
             <w:r>
               <w:rPr>
-                <w:color w:val="1F4EA8"/>
+                <w:rFonts w:ascii="Segoe UI" w:eastAsia="Times New Roman" w:hAnsi="Segoe UI" w:cs="Segoe UI"/>
+                <w:sz w:val="23"/>
+                <w:szCs w:val="23"/>
+                <w:lang w:eastAsia="ru-RU"/>
               </w:rPr>
               <w:t>21</w:t>
             </w:r>
@@ -17217,7 +17261,10 @@
             </w:pPr>
             <w:r>
               <w:rPr>
-                <w:color w:val="1F4EA8"/>
+                <w:rFonts w:ascii="Segoe UI" w:eastAsia="Times New Roman" w:hAnsi="Segoe UI" w:cs="Segoe UI"/>
+                <w:sz w:val="23"/>
+                <w:szCs w:val="23"/>
+                <w:lang w:eastAsia="ru-RU"/>
               </w:rPr>
               <w:t>petrov@mail.ru</w:t>
             </w:r>
@@ -17650,7 +17697,10 @@
             </w:pPr>
             <w:r>
               <w:rPr>
-                <w:color w:val="1F4EA8"/>
+                <w:rFonts w:ascii="Segoe UI" w:eastAsia="Times New Roman" w:hAnsi="Segoe UI" w:cs="Segoe UI"/>
+                <w:sz w:val="23"/>
+                <w:szCs w:val="23"/>
+                <w:lang w:eastAsia="ru-RU"/>
               </w:rPr>
               <w:t>2</w:t>
             </w:r>
@@ -17680,7 +17730,10 @@
             </w:pPr>
             <w:r>
               <w:rPr>
-                <w:color w:val="1F4EA8"/>
+                <w:rFonts w:ascii="Segoe UI" w:eastAsia="Times New Roman" w:hAnsi="Segoe UI" w:cs="Segoe UI"/>
+                <w:sz w:val="23"/>
+                <w:szCs w:val="23"/>
+                <w:lang w:eastAsia="ru-RU"/>
               </w:rPr>
               <w:t>Петров Пётр</w:t>
             </w:r>
@@ -17710,7 +17763,10 @@
             </w:pPr>
             <w:r>
               <w:rPr>
-                <w:color w:val="1F4EA8"/>
+                <w:rFonts w:ascii="Segoe UI" w:eastAsia="Times New Roman" w:hAnsi="Segoe UI" w:cs="Segoe UI"/>
+                <w:sz w:val="23"/>
+                <w:szCs w:val="23"/>
+                <w:lang w:eastAsia="ru-RU"/>
               </w:rPr>
               <w:t>21</w:t>
             </w:r>
@@ -17740,7 +17796,10 @@
             </w:pPr>
             <w:r>
               <w:rPr>
-                <w:color w:val="1F4EA8"/>
+                <w:rFonts w:ascii="Segoe UI" w:eastAsia="Times New Roman" w:hAnsi="Segoe UI" w:cs="Segoe UI"/>
+                <w:sz w:val="23"/>
+                <w:szCs w:val="23"/>
+                <w:lang w:eastAsia="ru-RU"/>
               </w:rPr>
               <w:t>petrov@mail.ru</w:t>
             </w:r>
@@ -17772,7 +17831,10 @@
             </w:pPr>
             <w:r>
               <w:rPr>
-                <w:color w:val="1F4EA8"/>
+                <w:rFonts w:ascii="Segoe UI" w:eastAsia="Times New Roman" w:hAnsi="Segoe UI" w:cs="Segoe UI"/>
+                <w:sz w:val="23"/>
+                <w:szCs w:val="23"/>
+                <w:lang w:eastAsia="ru-RU"/>
               </w:rPr>
               <w:t>1</w:t>
             </w:r>
@@ -17802,7 +17864,10 @@
             </w:pPr>
             <w:r>
               <w:rPr>
-                <w:color w:val="1F4EA8"/>
+                <w:rFonts w:ascii="Segoe UI" w:eastAsia="Times New Roman" w:hAnsi="Segoe UI" w:cs="Segoe UI"/>
+                <w:sz w:val="23"/>
+                <w:szCs w:val="23"/>
+                <w:lang w:eastAsia="ru-RU"/>
               </w:rPr>
               <w:t>Иванов Иван</w:t>
             </w:r>
@@ -17832,7 +17897,10 @@
             </w:pPr>
             <w:r>
               <w:rPr>
-                <w:color w:val="1F4EA8"/>
+                <w:rFonts w:ascii="Segoe UI" w:eastAsia="Times New Roman" w:hAnsi="Segoe UI" w:cs="Segoe UI"/>
+                <w:sz w:val="23"/>
+                <w:szCs w:val="23"/>
+                <w:lang w:eastAsia="ru-RU"/>
               </w:rPr>
               <w:t>20</w:t>
             </w:r>
@@ -17862,7 +17930,10 @@
             </w:pPr>
             <w:r>
               <w:rPr>
-                <w:color w:val="1F4EA8"/>
+                <w:rFonts w:ascii="Segoe UI" w:eastAsia="Times New Roman" w:hAnsi="Segoe UI" w:cs="Segoe UI"/>
+                <w:sz w:val="23"/>
+                <w:szCs w:val="23"/>
+                <w:lang w:eastAsia="ru-RU"/>
               </w:rPr>
               <w:t>ivanov@mail.ru</w:t>
             </w:r>
@@ -17894,7 +17965,10 @@
             </w:pPr>
             <w:r>
               <w:rPr>
-                <w:color w:val="1F4EA8"/>
+                <w:rFonts w:ascii="Segoe UI" w:eastAsia="Times New Roman" w:hAnsi="Segoe UI" w:cs="Segoe UI"/>
+                <w:sz w:val="23"/>
+                <w:szCs w:val="23"/>
+                <w:lang w:eastAsia="ru-RU"/>
               </w:rPr>
               <w:t>3</w:t>
             </w:r>
@@ -17924,7 +17998,10 @@
             </w:pPr>
             <w:r>
               <w:rPr>
-                <w:color w:val="1F4EA8"/>
+                <w:rFonts w:ascii="Segoe UI" w:eastAsia="Times New Roman" w:hAnsi="Segoe UI" w:cs="Segoe UI"/>
+                <w:sz w:val="23"/>
+                <w:szCs w:val="23"/>
+                <w:lang w:eastAsia="ru-RU"/>
               </w:rPr>
               <w:t>Сидорова Анна</w:t>
             </w:r>
@@ -17954,7 +18031,10 @@
             </w:pPr>
             <w:r>
               <w:rPr>
-                <w:color w:val="1F4EA8"/>
+                <w:rFonts w:ascii="Segoe UI" w:eastAsia="Times New Roman" w:hAnsi="Segoe UI" w:cs="Segoe UI"/>
+                <w:sz w:val="23"/>
+                <w:szCs w:val="23"/>
+                <w:lang w:eastAsia="ru-RU"/>
               </w:rPr>
               <w:t>19</w:t>
             </w:r>
@@ -17984,7 +18064,10 @@
             </w:pPr>
             <w:r>
               <w:rPr>
-                <w:color w:val="1F4EA8"/>
+                <w:rFonts w:ascii="Segoe UI" w:eastAsia="Times New Roman" w:hAnsi="Segoe UI" w:cs="Segoe UI"/>
+                <w:sz w:val="23"/>
+                <w:szCs w:val="23"/>
+                <w:lang w:eastAsia="ru-RU"/>
               </w:rPr>
               <w:t>sidorova@mail.ru</w:t>
             </w:r>
@@ -19241,12 +19324,6 @@
         </w:rPr>
         <w:t>☑</w:t>
       </w:r>
-      <w:r>
-        <w:rPr>
-          <w:color w:val="1F4EA8"/>
-        </w:rPr>
-        <w:t xml:space="preserve"> БД shop_db создана.</w:t>
-      </w:r>
     </w:p>
     <w:p>
       <w:pPr>
@@ -19791,44 +19868,211 @@
           <w:szCs w:val="18"/>
           <w:lang w:eastAsia="ru-RU"/>
         </w:rPr>
+        <w:t>sql</w:t>
       </w:r>
       <w:proofErr w:type="spellEnd"/>
-      <w:r>
-        <w:rPr>
-          <w:rFonts w:ascii="Consolas" w:hAnsi="Consolas"/>
-          <w:color w:val="1F4EA8"/>
+    </w:p>
+    <w:p>
+      <w:pPr>
+        <w:tabs>
+          <w:tab w:val="left" w:pos="916"/>
+          <w:tab w:val="left" w:pos="1832"/>
+          <w:tab w:val="left" w:pos="2748"/>
+          <w:tab w:val="left" w:pos="3664"/>
+          <w:tab w:val="left" w:pos="4580"/>
+          <w:tab w:val="left" w:pos="5496"/>
+          <w:tab w:val="left" w:pos="6412"/>
+          <w:tab w:val="left" w:pos="7328"/>
+          <w:tab w:val="left" w:pos="8244"/>
+          <w:tab w:val="left" w:pos="9160"/>
+          <w:tab w:val="left" w:pos="10076"/>
+          <w:tab w:val="left" w:pos="10992"/>
+          <w:tab w:val="left" w:pos="11908"/>
+          <w:tab w:val="left" w:pos="12824"/>
+          <w:tab w:val="left" w:pos="13740"/>
+          <w:tab w:val="left" w:pos="14656"/>
+        </w:tabs>
+        <w:wordWrap w:val="0"/>
+        <w:spacing w:line="330" w:lineRule="atLeast"/>
+        <w:rPr>
+          <w:rFonts w:ascii="Consolas" w:eastAsia="Times New Roman" w:hAnsi="Consolas" w:cs="Courier New"/>
+          <w:color w:val="0F1115"/>
+          <w:sz w:val="20"/>
+          <w:szCs w:val="20"/>
+          <w:lang w:val="en-US" w:eastAsia="ru-RU"/>
+        </w:rPr>
+      </w:pPr>
+      <w:r>
+        <w:rPr>
+          <w:rFonts w:ascii="Consolas" w:eastAsia="Times New Roman" w:hAnsi="Consolas" w:cs="Courier New"/>
+          <w:color w:val="0F1115"/>
+          <w:sz w:val="20"/>
+          <w:szCs w:val="20"/>
+          <w:lang w:val="en-US" w:eastAsia="ru-RU"/>
         </w:rPr>
         <w:t>CREATE TABLE products (</w:t>
-        <w:br/>
-      </w:r>
-      <w:r>
-        <w:rPr>
-          <w:rFonts w:ascii="Consolas" w:hAnsi="Consolas"/>
-          <w:color w:val="1F4EA8"/>
+      </w:r>
+    </w:p>
+    <w:p>
+      <w:pPr>
+        <w:tabs>
+          <w:tab w:val="left" w:pos="916"/>
+          <w:tab w:val="left" w:pos="1832"/>
+          <w:tab w:val="left" w:pos="2748"/>
+          <w:tab w:val="left" w:pos="3664"/>
+          <w:tab w:val="left" w:pos="4580"/>
+          <w:tab w:val="left" w:pos="5496"/>
+          <w:tab w:val="left" w:pos="6412"/>
+          <w:tab w:val="left" w:pos="7328"/>
+          <w:tab w:val="left" w:pos="8244"/>
+          <w:tab w:val="left" w:pos="9160"/>
+          <w:tab w:val="left" w:pos="10076"/>
+          <w:tab w:val="left" w:pos="10992"/>
+          <w:tab w:val="left" w:pos="11908"/>
+          <w:tab w:val="left" w:pos="12824"/>
+          <w:tab w:val="left" w:pos="13740"/>
+          <w:tab w:val="left" w:pos="14656"/>
+        </w:tabs>
+        <w:wordWrap w:val="0"/>
+        <w:spacing w:line="330" w:lineRule="atLeast"/>
+        <w:rPr>
+          <w:rFonts w:ascii="Consolas" w:eastAsia="Times New Roman" w:hAnsi="Consolas" w:cs="Courier New"/>
+          <w:color w:val="0F1115"/>
+          <w:sz w:val="20"/>
+          <w:szCs w:val="20"/>
+          <w:lang w:val="en-US" w:eastAsia="ru-RU"/>
+        </w:rPr>
+      </w:pPr>
+      <w:r>
+        <w:rPr>
+          <w:rFonts w:ascii="Consolas" w:eastAsia="Times New Roman" w:hAnsi="Consolas" w:cs="Courier New"/>
+          <w:color w:val="0F1115"/>
+          <w:sz w:val="20"/>
+          <w:szCs w:val="20"/>
+          <w:lang w:val="en-US" w:eastAsia="ru-RU"/>
         </w:rPr>
         <w:t xml:space="preserve">    id SERIAL PRIMARY KEY,</w:t>
-        <w:br/>
-      </w:r>
-      <w:r>
-        <w:rPr>
-          <w:rFonts w:ascii="Consolas" w:hAnsi="Consolas"/>
-          <w:color w:val="1F4EA8"/>
+      </w:r>
+    </w:p>
+    <w:p>
+      <w:pPr>
+        <w:tabs>
+          <w:tab w:val="left" w:pos="916"/>
+          <w:tab w:val="left" w:pos="1832"/>
+          <w:tab w:val="left" w:pos="2748"/>
+          <w:tab w:val="left" w:pos="3664"/>
+          <w:tab w:val="left" w:pos="4580"/>
+          <w:tab w:val="left" w:pos="5496"/>
+          <w:tab w:val="left" w:pos="6412"/>
+          <w:tab w:val="left" w:pos="7328"/>
+          <w:tab w:val="left" w:pos="8244"/>
+          <w:tab w:val="left" w:pos="9160"/>
+          <w:tab w:val="left" w:pos="10076"/>
+          <w:tab w:val="left" w:pos="10992"/>
+          <w:tab w:val="left" w:pos="11908"/>
+          <w:tab w:val="left" w:pos="12824"/>
+          <w:tab w:val="left" w:pos="13740"/>
+          <w:tab w:val="left" w:pos="14656"/>
+        </w:tabs>
+        <w:wordWrap w:val="0"/>
+        <w:spacing w:line="330" w:lineRule="atLeast"/>
+        <w:rPr>
+          <w:rFonts w:ascii="Consolas" w:eastAsia="Times New Roman" w:hAnsi="Consolas" w:cs="Courier New"/>
+          <w:color w:val="0F1115"/>
+          <w:sz w:val="20"/>
+          <w:szCs w:val="20"/>
+          <w:lang w:val="en-US" w:eastAsia="ru-RU"/>
+        </w:rPr>
+      </w:pPr>
+      <w:r>
+        <w:rPr>
+          <w:rFonts w:ascii="Consolas" w:eastAsia="Times New Roman" w:hAnsi="Consolas" w:cs="Courier New"/>
+          <w:color w:val="0F1115"/>
+          <w:sz w:val="20"/>
+          <w:szCs w:val="20"/>
+          <w:lang w:val="en-US" w:eastAsia="ru-RU"/>
         </w:rPr>
         <w:t xml:space="preserve">    name VARCHAR(100) NOT NULL,</w:t>
-        <w:br/>
-      </w:r>
-      <w:r>
-        <w:rPr>
-          <w:rFonts w:ascii="Consolas" w:hAnsi="Consolas"/>
-          <w:color w:val="1F4EA8"/>
+      </w:r>
+    </w:p>
+    <w:p>
+      <w:pPr>
+        <w:tabs>
+          <w:tab w:val="left" w:pos="916"/>
+          <w:tab w:val="left" w:pos="1832"/>
+          <w:tab w:val="left" w:pos="2748"/>
+          <w:tab w:val="left" w:pos="3664"/>
+          <w:tab w:val="left" w:pos="4580"/>
+          <w:tab w:val="left" w:pos="5496"/>
+          <w:tab w:val="left" w:pos="6412"/>
+          <w:tab w:val="left" w:pos="7328"/>
+          <w:tab w:val="left" w:pos="8244"/>
+          <w:tab w:val="left" w:pos="9160"/>
+          <w:tab w:val="left" w:pos="10076"/>
+          <w:tab w:val="left" w:pos="10992"/>
+          <w:tab w:val="left" w:pos="11908"/>
+          <w:tab w:val="left" w:pos="12824"/>
+          <w:tab w:val="left" w:pos="13740"/>
+          <w:tab w:val="left" w:pos="14656"/>
+        </w:tabs>
+        <w:wordWrap w:val="0"/>
+        <w:spacing w:line="330" w:lineRule="atLeast"/>
+        <w:rPr>
+          <w:rFonts w:ascii="Consolas" w:eastAsia="Times New Roman" w:hAnsi="Consolas" w:cs="Courier New"/>
+          <w:color w:val="0F1115"/>
+          <w:sz w:val="20"/>
+          <w:szCs w:val="20"/>
+          <w:lang w:val="en-US" w:eastAsia="ru-RU"/>
+        </w:rPr>
+      </w:pPr>
+      <w:r>
+        <w:rPr>
+          <w:rFonts w:ascii="Consolas" w:eastAsia="Times New Roman" w:hAnsi="Consolas" w:cs="Courier New"/>
+          <w:color w:val="0F1115"/>
+          <w:sz w:val="20"/>
+          <w:szCs w:val="20"/>
+          <w:lang w:val="en-US" w:eastAsia="ru-RU"/>
         </w:rPr>
         <w:t xml:space="preserve">    price NUMERIC(10,2) CHECK (price &gt; 0)</w:t>
-        <w:br/>
-      </w:r>
-      <w:r>
-        <w:rPr>
-          <w:rFonts w:ascii="Consolas" w:hAnsi="Consolas"/>
-          <w:color w:val="1F4EA8"/>
+      </w:r>
+    </w:p>
+    <w:p>
+      <w:pPr>
+        <w:tabs>
+          <w:tab w:val="left" w:pos="916"/>
+          <w:tab w:val="left" w:pos="1832"/>
+          <w:tab w:val="left" w:pos="2748"/>
+          <w:tab w:val="left" w:pos="3664"/>
+          <w:tab w:val="left" w:pos="4580"/>
+          <w:tab w:val="left" w:pos="5496"/>
+          <w:tab w:val="left" w:pos="6412"/>
+          <w:tab w:val="left" w:pos="7328"/>
+          <w:tab w:val="left" w:pos="8244"/>
+          <w:tab w:val="left" w:pos="9160"/>
+          <w:tab w:val="left" w:pos="10076"/>
+          <w:tab w:val="left" w:pos="10992"/>
+          <w:tab w:val="left" w:pos="11908"/>
+          <w:tab w:val="left" w:pos="12824"/>
+          <w:tab w:val="left" w:pos="13740"/>
+          <w:tab w:val="left" w:pos="14656"/>
+        </w:tabs>
+        <w:wordWrap w:val="0"/>
+        <w:spacing w:line="330" w:lineRule="atLeast"/>
+        <w:rPr>
+          <w:rFonts w:ascii="Consolas" w:eastAsia="Times New Roman" w:hAnsi="Consolas" w:cs="Courier New"/>
+          <w:color w:val="0F1115"/>
+          <w:sz w:val="20"/>
+          <w:szCs w:val="20"/>
+          <w:lang w:val="en-US" w:eastAsia="ru-RU"/>
+        </w:rPr>
+      </w:pPr>
+      <w:r>
+        <w:rPr>
+          <w:rFonts w:ascii="Consolas" w:eastAsia="Times New Roman" w:hAnsi="Consolas" w:cs="Courier New"/>
+          <w:color w:val="0F1115"/>
+          <w:sz w:val="20"/>
+          <w:szCs w:val="20"/>
+          <w:lang w:val="en-US" w:eastAsia="ru-RU"/>
         </w:rPr>
         <w:t>);</w:t>
       </w:r>
@@ -19941,36 +20185,171 @@
           <w:szCs w:val="18"/>
           <w:lang w:eastAsia="ru-RU"/>
         </w:rPr>
+        <w:lastRenderedPageBreak/>
+        <w:t>sql</w:t>
       </w:r>
       <w:proofErr w:type="spellEnd"/>
-      <w:r>
-        <w:rPr>
-          <w:rFonts w:ascii="Consolas" w:hAnsi="Consolas"/>
-          <w:color w:val="1F4EA8"/>
+    </w:p>
+    <w:p>
+      <w:pPr>
+        <w:tabs>
+          <w:tab w:val="left" w:pos="916"/>
+          <w:tab w:val="left" w:pos="1832"/>
+          <w:tab w:val="left" w:pos="2748"/>
+          <w:tab w:val="left" w:pos="3664"/>
+          <w:tab w:val="left" w:pos="4580"/>
+          <w:tab w:val="left" w:pos="5496"/>
+          <w:tab w:val="left" w:pos="6412"/>
+          <w:tab w:val="left" w:pos="7328"/>
+          <w:tab w:val="left" w:pos="8244"/>
+          <w:tab w:val="left" w:pos="9160"/>
+          <w:tab w:val="left" w:pos="10076"/>
+          <w:tab w:val="left" w:pos="10992"/>
+          <w:tab w:val="left" w:pos="11908"/>
+          <w:tab w:val="left" w:pos="12824"/>
+          <w:tab w:val="left" w:pos="13740"/>
+          <w:tab w:val="left" w:pos="14656"/>
+        </w:tabs>
+        <w:wordWrap w:val="0"/>
+        <w:spacing w:line="330" w:lineRule="atLeast"/>
+        <w:rPr>
+          <w:rFonts w:ascii="Consolas" w:eastAsia="Times New Roman" w:hAnsi="Consolas" w:cs="Courier New"/>
+          <w:color w:val="0F1115"/>
+          <w:sz w:val="20"/>
+          <w:szCs w:val="20"/>
+          <w:lang w:val="en-US" w:eastAsia="ru-RU"/>
+        </w:rPr>
+      </w:pPr>
+      <w:r>
+        <w:rPr>
+          <w:rFonts w:ascii="Consolas" w:eastAsia="Times New Roman" w:hAnsi="Consolas" w:cs="Courier New"/>
+          <w:color w:val="0F1115"/>
+          <w:sz w:val="20"/>
+          <w:szCs w:val="20"/>
+          <w:lang w:val="en-US" w:eastAsia="ru-RU"/>
         </w:rPr>
         <w:t>INSERT INTO products (name, price) VALUES</w:t>
-        <w:br/>
-      </w:r>
-      <w:r>
-        <w:rPr>
-          <w:rFonts w:ascii="Consolas" w:hAnsi="Consolas"/>
-          <w:color w:val="1F4EA8"/>
+      </w:r>
+    </w:p>
+    <w:p>
+      <w:pPr>
+        <w:tabs>
+          <w:tab w:val="left" w:pos="916"/>
+          <w:tab w:val="left" w:pos="1832"/>
+          <w:tab w:val="left" w:pos="2748"/>
+          <w:tab w:val="left" w:pos="3664"/>
+          <w:tab w:val="left" w:pos="4580"/>
+          <w:tab w:val="left" w:pos="5496"/>
+          <w:tab w:val="left" w:pos="6412"/>
+          <w:tab w:val="left" w:pos="7328"/>
+          <w:tab w:val="left" w:pos="8244"/>
+          <w:tab w:val="left" w:pos="9160"/>
+          <w:tab w:val="left" w:pos="10076"/>
+          <w:tab w:val="left" w:pos="10992"/>
+          <w:tab w:val="left" w:pos="11908"/>
+          <w:tab w:val="left" w:pos="12824"/>
+          <w:tab w:val="left" w:pos="13740"/>
+          <w:tab w:val="left" w:pos="14656"/>
+        </w:tabs>
+        <w:wordWrap w:val="0"/>
+        <w:spacing w:line="330" w:lineRule="atLeast"/>
+        <w:rPr>
+          <w:rFonts w:ascii="Consolas" w:eastAsia="Times New Roman" w:hAnsi="Consolas" w:cs="Courier New"/>
+          <w:color w:val="0F1115"/>
+          <w:sz w:val="20"/>
+          <w:szCs w:val="20"/>
+          <w:lang w:val="en-US" w:eastAsia="ru-RU"/>
+        </w:rPr>
+      </w:pPr>
+      <w:r>
+        <w:rPr>
+          <w:rFonts w:ascii="Consolas" w:eastAsia="Times New Roman" w:hAnsi="Consolas" w:cs="Courier New"/>
+          <w:color w:val="0F1115"/>
+          <w:sz w:val="20"/>
+          <w:szCs w:val="20"/>
+          <w:lang w:val="en-US" w:eastAsia="ru-RU"/>
         </w:rPr>
         <w:t>('Chanel No 5, 50 мл', 14500.00),</w:t>
-        <w:br/>
-      </w:r>
-      <w:r>
-        <w:rPr>
-          <w:rFonts w:ascii="Consolas" w:hAnsi="Consolas"/>
-          <w:color w:val="1F4EA8"/>
+      </w:r>
+    </w:p>
+    <w:p>
+      <w:pPr>
+        <w:tabs>
+          <w:tab w:val="left" w:pos="916"/>
+          <w:tab w:val="left" w:pos="1832"/>
+          <w:tab w:val="left" w:pos="2748"/>
+          <w:tab w:val="left" w:pos="3664"/>
+          <w:tab w:val="left" w:pos="4580"/>
+          <w:tab w:val="left" w:pos="5496"/>
+          <w:tab w:val="left" w:pos="6412"/>
+          <w:tab w:val="left" w:pos="7328"/>
+          <w:tab w:val="left" w:pos="8244"/>
+          <w:tab w:val="left" w:pos="9160"/>
+          <w:tab w:val="left" w:pos="10076"/>
+          <w:tab w:val="left" w:pos="10992"/>
+          <w:tab w:val="left" w:pos="11908"/>
+          <w:tab w:val="left" w:pos="12824"/>
+          <w:tab w:val="left" w:pos="13740"/>
+          <w:tab w:val="left" w:pos="14656"/>
+        </w:tabs>
+        <w:wordWrap w:val="0"/>
+        <w:spacing w:line="330" w:lineRule="atLeast"/>
+        <w:rPr>
+          <w:rFonts w:ascii="Consolas" w:eastAsia="Times New Roman" w:hAnsi="Consolas" w:cs="Courier New"/>
+          <w:color w:val="0F1115"/>
+          <w:sz w:val="20"/>
+          <w:szCs w:val="20"/>
+          <w:lang w:val="en-US" w:eastAsia="ru-RU"/>
+        </w:rPr>
+      </w:pPr>
+      <w:r>
+        <w:rPr>
+          <w:rFonts w:ascii="Consolas" w:eastAsia="Times New Roman" w:hAnsi="Consolas" w:cs="Courier New"/>
+          <w:color w:val="0F1115"/>
+          <w:sz w:val="20"/>
+          <w:szCs w:val="20"/>
+          <w:lang w:val="en-US" w:eastAsia="ru-RU"/>
         </w:rPr>
         <w:t>('Dior Sauvage, 100 мл', 12900.00),</w:t>
-        <w:br/>
-      </w:r>
-      <w:r>
-        <w:rPr>
-          <w:rFonts w:ascii="Consolas" w:hAnsi="Consolas"/>
-          <w:color w:val="1F4EA8"/>
+      </w:r>
+    </w:p>
+    <w:p>
+      <w:pPr>
+        <w:tabs>
+          <w:tab w:val="left" w:pos="916"/>
+          <w:tab w:val="left" w:pos="1832"/>
+          <w:tab w:val="left" w:pos="2748"/>
+          <w:tab w:val="left" w:pos="3664"/>
+          <w:tab w:val="left" w:pos="4580"/>
+          <w:tab w:val="left" w:pos="5496"/>
+          <w:tab w:val="left" w:pos="6412"/>
+          <w:tab w:val="left" w:pos="7328"/>
+          <w:tab w:val="left" w:pos="8244"/>
+          <w:tab w:val="left" w:pos="9160"/>
+          <w:tab w:val="left" w:pos="10076"/>
+          <w:tab w:val="left" w:pos="10992"/>
+          <w:tab w:val="left" w:pos="11908"/>
+          <w:tab w:val="left" w:pos="12824"/>
+          <w:tab w:val="left" w:pos="13740"/>
+          <w:tab w:val="left" w:pos="14656"/>
+        </w:tabs>
+        <w:wordWrap w:val="0"/>
+        <w:spacing w:line="330" w:lineRule="atLeast"/>
+        <w:rPr>
+          <w:rFonts w:ascii="Consolas" w:eastAsia="Times New Roman" w:hAnsi="Consolas" w:cs="Courier New"/>
+          <w:color w:val="0F1115"/>
+          <w:sz w:val="20"/>
+          <w:szCs w:val="20"/>
+          <w:lang w:val="en-US" w:eastAsia="ru-RU"/>
+        </w:rPr>
+      </w:pPr>
+      <w:r>
+        <w:rPr>
+          <w:rFonts w:ascii="Consolas" w:eastAsia="Times New Roman" w:hAnsi="Consolas" w:cs="Courier New"/>
+          <w:color w:val="0F1115"/>
+          <w:sz w:val="20"/>
+          <w:szCs w:val="20"/>
+          <w:lang w:val="en-US" w:eastAsia="ru-RU"/>
         </w:rPr>
         <w:t>('Lancome La Vie Est Belle, 75 мл', 11200.00);</w:t>
       </w:r>
@@ -20010,12 +20389,6 @@
           <w:lang w:eastAsia="ru-RU"/>
         </w:rPr>
         <w:t>☑</w:t>
-      </w:r>
-      <w:r>
-        <w:rPr>
-          <w:color w:val="1F4EA8"/>
-        </w:rPr>
-        <w:t xml:space="preserve"> Вставлено строк: 3</w:t>
       </w:r>
     </w:p>
     <w:p>
@@ -20126,20 +20499,88 @@
           <w:szCs w:val="18"/>
           <w:lang w:eastAsia="ru-RU"/>
         </w:rPr>
+        <w:t>sql</w:t>
       </w:r>
       <w:proofErr w:type="spellEnd"/>
-      <w:r>
-        <w:rPr>
-          <w:rFonts w:ascii="Consolas" w:hAnsi="Consolas"/>
-          <w:color w:val="1F4EA8"/>
+    </w:p>
+    <w:p>
+      <w:pPr>
+        <w:tabs>
+          <w:tab w:val="left" w:pos="916"/>
+          <w:tab w:val="left" w:pos="1832"/>
+          <w:tab w:val="left" w:pos="2748"/>
+          <w:tab w:val="left" w:pos="3664"/>
+          <w:tab w:val="left" w:pos="4580"/>
+          <w:tab w:val="left" w:pos="5496"/>
+          <w:tab w:val="left" w:pos="6412"/>
+          <w:tab w:val="left" w:pos="7328"/>
+          <w:tab w:val="left" w:pos="8244"/>
+          <w:tab w:val="left" w:pos="9160"/>
+          <w:tab w:val="left" w:pos="10076"/>
+          <w:tab w:val="left" w:pos="10992"/>
+          <w:tab w:val="left" w:pos="11908"/>
+          <w:tab w:val="left" w:pos="12824"/>
+          <w:tab w:val="left" w:pos="13740"/>
+          <w:tab w:val="left" w:pos="14656"/>
+        </w:tabs>
+        <w:wordWrap w:val="0"/>
+        <w:spacing w:line="330" w:lineRule="atLeast"/>
+        <w:rPr>
+          <w:rFonts w:ascii="Consolas" w:eastAsia="Times New Roman" w:hAnsi="Consolas" w:cs="Courier New"/>
+          <w:color w:val="0F1115"/>
+          <w:sz w:val="20"/>
+          <w:szCs w:val="20"/>
+          <w:lang w:val="en-US" w:eastAsia="ru-RU"/>
+        </w:rPr>
+      </w:pPr>
+      <w:r>
+        <w:rPr>
+          <w:rFonts w:ascii="Consolas" w:eastAsia="Times New Roman" w:hAnsi="Consolas" w:cs="Courier New"/>
+          <w:color w:val="0F1115"/>
+          <w:sz w:val="20"/>
+          <w:szCs w:val="20"/>
+          <w:lang w:val="en-US" w:eastAsia="ru-RU"/>
         </w:rPr>
         <w:t>CREATE DATABASE library_db;</w:t>
-        <w:br/>
-      </w:r>
-      <w:r>
-        <w:rPr>
-          <w:rFonts w:ascii="Consolas" w:hAnsi="Consolas"/>
-          <w:color w:val="1F4EA8"/>
+      </w:r>
+    </w:p>
+    <w:p>
+      <w:pPr>
+        <w:tabs>
+          <w:tab w:val="left" w:pos="916"/>
+          <w:tab w:val="left" w:pos="1832"/>
+          <w:tab w:val="left" w:pos="2748"/>
+          <w:tab w:val="left" w:pos="3664"/>
+          <w:tab w:val="left" w:pos="4580"/>
+          <w:tab w:val="left" w:pos="5496"/>
+          <w:tab w:val="left" w:pos="6412"/>
+          <w:tab w:val="left" w:pos="7328"/>
+          <w:tab w:val="left" w:pos="8244"/>
+          <w:tab w:val="left" w:pos="9160"/>
+          <w:tab w:val="left" w:pos="10076"/>
+          <w:tab w:val="left" w:pos="10992"/>
+          <w:tab w:val="left" w:pos="11908"/>
+          <w:tab w:val="left" w:pos="12824"/>
+          <w:tab w:val="left" w:pos="13740"/>
+          <w:tab w:val="left" w:pos="14656"/>
+        </w:tabs>
+        <w:wordWrap w:val="0"/>
+        <w:spacing w:line="330" w:lineRule="atLeast"/>
+        <w:rPr>
+          <w:rFonts w:ascii="Consolas" w:eastAsia="Times New Roman" w:hAnsi="Consolas" w:cs="Courier New"/>
+          <w:color w:val="0F1115"/>
+          <w:sz w:val="20"/>
+          <w:szCs w:val="20"/>
+          <w:lang w:val="en-US" w:eastAsia="ru-RU"/>
+        </w:rPr>
+      </w:pPr>
+      <w:r>
+        <w:rPr>
+          <w:rFonts w:ascii="Consolas" w:eastAsia="Times New Roman" w:hAnsi="Consolas" w:cs="Courier New"/>
+          <w:color w:val="0F1115"/>
+          <w:sz w:val="20"/>
+          <w:szCs w:val="20"/>
+          <w:lang w:val="en-US" w:eastAsia="ru-RU"/>
         </w:rPr>
         <w:t>\c library_db</w:t>
       </w:r>
@@ -20950,60 +21391,293 @@
           <w:szCs w:val="18"/>
           <w:lang w:eastAsia="ru-RU"/>
         </w:rPr>
+        <w:t>sql</w:t>
       </w:r>
       <w:proofErr w:type="spellEnd"/>
-      <w:r>
-        <w:rPr>
-          <w:rFonts w:ascii="Consolas" w:hAnsi="Consolas"/>
-          <w:color w:val="1F4EA8"/>
+    </w:p>
+    <w:p>
+      <w:pPr>
+        <w:tabs>
+          <w:tab w:val="left" w:pos="916"/>
+          <w:tab w:val="left" w:pos="1832"/>
+          <w:tab w:val="left" w:pos="2748"/>
+          <w:tab w:val="left" w:pos="3664"/>
+          <w:tab w:val="left" w:pos="4580"/>
+          <w:tab w:val="left" w:pos="5496"/>
+          <w:tab w:val="left" w:pos="6412"/>
+          <w:tab w:val="left" w:pos="7328"/>
+          <w:tab w:val="left" w:pos="8244"/>
+          <w:tab w:val="left" w:pos="9160"/>
+          <w:tab w:val="left" w:pos="10076"/>
+          <w:tab w:val="left" w:pos="10992"/>
+          <w:tab w:val="left" w:pos="11908"/>
+          <w:tab w:val="left" w:pos="12824"/>
+          <w:tab w:val="left" w:pos="13740"/>
+          <w:tab w:val="left" w:pos="14656"/>
+        </w:tabs>
+        <w:wordWrap w:val="0"/>
+        <w:spacing w:line="330" w:lineRule="atLeast"/>
+        <w:rPr>
+          <w:rFonts w:ascii="Consolas" w:eastAsia="Times New Roman" w:hAnsi="Consolas" w:cs="Courier New"/>
+          <w:color w:val="0F1115"/>
+          <w:sz w:val="20"/>
+          <w:szCs w:val="20"/>
+          <w:lang w:val="en-US" w:eastAsia="ru-RU"/>
+        </w:rPr>
+      </w:pPr>
+      <w:r>
+        <w:rPr>
+          <w:rFonts w:ascii="Consolas" w:eastAsia="Times New Roman" w:hAnsi="Consolas" w:cs="Courier New"/>
+          <w:color w:val="0F1115"/>
+          <w:sz w:val="20"/>
+          <w:szCs w:val="20"/>
+          <w:lang w:val="en-US" w:eastAsia="ru-RU"/>
         </w:rPr>
         <w:t>CREATE TABLE books (</w:t>
-        <w:br/>
-      </w:r>
-      <w:r>
-        <w:rPr>
-          <w:rFonts w:ascii="Consolas" w:hAnsi="Consolas"/>
-          <w:color w:val="1F4EA8"/>
+      </w:r>
+    </w:p>
+    <w:p>
+      <w:pPr>
+        <w:tabs>
+          <w:tab w:val="left" w:pos="916"/>
+          <w:tab w:val="left" w:pos="1832"/>
+          <w:tab w:val="left" w:pos="2748"/>
+          <w:tab w:val="left" w:pos="3664"/>
+          <w:tab w:val="left" w:pos="4580"/>
+          <w:tab w:val="left" w:pos="5496"/>
+          <w:tab w:val="left" w:pos="6412"/>
+          <w:tab w:val="left" w:pos="7328"/>
+          <w:tab w:val="left" w:pos="8244"/>
+          <w:tab w:val="left" w:pos="9160"/>
+          <w:tab w:val="left" w:pos="10076"/>
+          <w:tab w:val="left" w:pos="10992"/>
+          <w:tab w:val="left" w:pos="11908"/>
+          <w:tab w:val="left" w:pos="12824"/>
+          <w:tab w:val="left" w:pos="13740"/>
+          <w:tab w:val="left" w:pos="14656"/>
+        </w:tabs>
+        <w:wordWrap w:val="0"/>
+        <w:spacing w:line="330" w:lineRule="atLeast"/>
+        <w:rPr>
+          <w:rFonts w:ascii="Consolas" w:eastAsia="Times New Roman" w:hAnsi="Consolas" w:cs="Courier New"/>
+          <w:color w:val="0F1115"/>
+          <w:sz w:val="20"/>
+          <w:szCs w:val="20"/>
+          <w:lang w:val="en-US" w:eastAsia="ru-RU"/>
+        </w:rPr>
+      </w:pPr>
+      <w:r>
+        <w:rPr>
+          <w:rFonts w:ascii="Consolas" w:eastAsia="Times New Roman" w:hAnsi="Consolas" w:cs="Courier New"/>
+          <w:color w:val="0F1115"/>
+          <w:sz w:val="20"/>
+          <w:szCs w:val="20"/>
+          <w:lang w:val="en-US" w:eastAsia="ru-RU"/>
         </w:rPr>
         <w:t xml:space="preserve">    id SERIAL PRIMARY KEY,</w:t>
-        <w:br/>
-      </w:r>
-      <w:r>
-        <w:rPr>
-          <w:rFonts w:ascii="Consolas" w:hAnsi="Consolas"/>
-          <w:color w:val="1F4EA8"/>
+      </w:r>
+    </w:p>
+    <w:p>
+      <w:pPr>
+        <w:tabs>
+          <w:tab w:val="left" w:pos="916"/>
+          <w:tab w:val="left" w:pos="1832"/>
+          <w:tab w:val="left" w:pos="2748"/>
+          <w:tab w:val="left" w:pos="3664"/>
+          <w:tab w:val="left" w:pos="4580"/>
+          <w:tab w:val="left" w:pos="5496"/>
+          <w:tab w:val="left" w:pos="6412"/>
+          <w:tab w:val="left" w:pos="7328"/>
+          <w:tab w:val="left" w:pos="8244"/>
+          <w:tab w:val="left" w:pos="9160"/>
+          <w:tab w:val="left" w:pos="10076"/>
+          <w:tab w:val="left" w:pos="10992"/>
+          <w:tab w:val="left" w:pos="11908"/>
+          <w:tab w:val="left" w:pos="12824"/>
+          <w:tab w:val="left" w:pos="13740"/>
+          <w:tab w:val="left" w:pos="14656"/>
+        </w:tabs>
+        <w:wordWrap w:val="0"/>
+        <w:spacing w:line="330" w:lineRule="atLeast"/>
+        <w:rPr>
+          <w:rFonts w:ascii="Consolas" w:eastAsia="Times New Roman" w:hAnsi="Consolas" w:cs="Courier New"/>
+          <w:color w:val="0F1115"/>
+          <w:sz w:val="20"/>
+          <w:szCs w:val="20"/>
+          <w:lang w:val="en-US" w:eastAsia="ru-RU"/>
+        </w:rPr>
+      </w:pPr>
+      <w:r>
+        <w:rPr>
+          <w:rFonts w:ascii="Consolas" w:eastAsia="Times New Roman" w:hAnsi="Consolas" w:cs="Courier New"/>
+          <w:color w:val="0F1115"/>
+          <w:sz w:val="20"/>
+          <w:szCs w:val="20"/>
+          <w:lang w:val="en-US" w:eastAsia="ru-RU"/>
         </w:rPr>
         <w:t xml:space="preserve">    title VARCHAR(200) NOT NULL,</w:t>
-        <w:br/>
-      </w:r>
-      <w:r>
-        <w:rPr>
-          <w:rFonts w:ascii="Consolas" w:hAnsi="Consolas"/>
-          <w:color w:val="1F4EA8"/>
+      </w:r>
+    </w:p>
+    <w:p>
+      <w:pPr>
+        <w:tabs>
+          <w:tab w:val="left" w:pos="916"/>
+          <w:tab w:val="left" w:pos="1832"/>
+          <w:tab w:val="left" w:pos="2748"/>
+          <w:tab w:val="left" w:pos="3664"/>
+          <w:tab w:val="left" w:pos="4580"/>
+          <w:tab w:val="left" w:pos="5496"/>
+          <w:tab w:val="left" w:pos="6412"/>
+          <w:tab w:val="left" w:pos="7328"/>
+          <w:tab w:val="left" w:pos="8244"/>
+          <w:tab w:val="left" w:pos="9160"/>
+          <w:tab w:val="left" w:pos="10076"/>
+          <w:tab w:val="left" w:pos="10992"/>
+          <w:tab w:val="left" w:pos="11908"/>
+          <w:tab w:val="left" w:pos="12824"/>
+          <w:tab w:val="left" w:pos="13740"/>
+          <w:tab w:val="left" w:pos="14656"/>
+        </w:tabs>
+        <w:wordWrap w:val="0"/>
+        <w:spacing w:line="330" w:lineRule="atLeast"/>
+        <w:rPr>
+          <w:rFonts w:ascii="Consolas" w:eastAsia="Times New Roman" w:hAnsi="Consolas" w:cs="Courier New"/>
+          <w:color w:val="0F1115"/>
+          <w:sz w:val="20"/>
+          <w:szCs w:val="20"/>
+          <w:lang w:val="en-US" w:eastAsia="ru-RU"/>
+        </w:rPr>
+      </w:pPr>
+      <w:r>
+        <w:rPr>
+          <w:rFonts w:ascii="Consolas" w:eastAsia="Times New Roman" w:hAnsi="Consolas" w:cs="Courier New"/>
+          <w:color w:val="0F1115"/>
+          <w:sz w:val="20"/>
+          <w:szCs w:val="20"/>
+          <w:lang w:val="en-US" w:eastAsia="ru-RU"/>
         </w:rPr>
         <w:t xml:space="preserve">    author VARCHAR(100) NOT NULL,</w:t>
-        <w:br/>
-      </w:r>
-      <w:r>
-        <w:rPr>
-          <w:rFonts w:ascii="Consolas" w:hAnsi="Consolas"/>
-          <w:color w:val="1F4EA8"/>
+      </w:r>
+    </w:p>
+    <w:p>
+      <w:pPr>
+        <w:tabs>
+          <w:tab w:val="left" w:pos="916"/>
+          <w:tab w:val="left" w:pos="1832"/>
+          <w:tab w:val="left" w:pos="2748"/>
+          <w:tab w:val="left" w:pos="3664"/>
+          <w:tab w:val="left" w:pos="4580"/>
+          <w:tab w:val="left" w:pos="5496"/>
+          <w:tab w:val="left" w:pos="6412"/>
+          <w:tab w:val="left" w:pos="7328"/>
+          <w:tab w:val="left" w:pos="8244"/>
+          <w:tab w:val="left" w:pos="9160"/>
+          <w:tab w:val="left" w:pos="10076"/>
+          <w:tab w:val="left" w:pos="10992"/>
+          <w:tab w:val="left" w:pos="11908"/>
+          <w:tab w:val="left" w:pos="12824"/>
+          <w:tab w:val="left" w:pos="13740"/>
+          <w:tab w:val="left" w:pos="14656"/>
+        </w:tabs>
+        <w:wordWrap w:val="0"/>
+        <w:spacing w:line="330" w:lineRule="atLeast"/>
+        <w:rPr>
+          <w:rFonts w:ascii="Consolas" w:eastAsia="Times New Roman" w:hAnsi="Consolas" w:cs="Courier New"/>
+          <w:color w:val="0F1115"/>
+          <w:sz w:val="20"/>
+          <w:szCs w:val="20"/>
+          <w:lang w:val="en-US" w:eastAsia="ru-RU"/>
+        </w:rPr>
+      </w:pPr>
+      <w:r>
+        <w:rPr>
+          <w:rFonts w:ascii="Consolas" w:eastAsia="Times New Roman" w:hAnsi="Consolas" w:cs="Courier New"/>
+          <w:color w:val="0F1115"/>
+          <w:sz w:val="20"/>
+          <w:szCs w:val="20"/>
+          <w:lang w:val="en-US" w:eastAsia="ru-RU"/>
         </w:rPr>
         <w:t xml:space="preserve">    year INTEGER CHECK (year &gt; 1900),</w:t>
-        <w:br/>
-      </w:r>
-      <w:r>
-        <w:rPr>
-          <w:rFonts w:ascii="Consolas" w:hAnsi="Consolas"/>
-          <w:color w:val="1F4EA8"/>
+      </w:r>
+    </w:p>
+    <w:p>
+      <w:pPr>
+        <w:tabs>
+          <w:tab w:val="left" w:pos="916"/>
+          <w:tab w:val="left" w:pos="1832"/>
+          <w:tab w:val="left" w:pos="2748"/>
+          <w:tab w:val="left" w:pos="3664"/>
+          <w:tab w:val="left" w:pos="4580"/>
+          <w:tab w:val="left" w:pos="5496"/>
+          <w:tab w:val="left" w:pos="6412"/>
+          <w:tab w:val="left" w:pos="7328"/>
+          <w:tab w:val="left" w:pos="8244"/>
+          <w:tab w:val="left" w:pos="9160"/>
+          <w:tab w:val="left" w:pos="10076"/>
+          <w:tab w:val="left" w:pos="10992"/>
+          <w:tab w:val="left" w:pos="11908"/>
+          <w:tab w:val="left" w:pos="12824"/>
+          <w:tab w:val="left" w:pos="13740"/>
+          <w:tab w:val="left" w:pos="14656"/>
+        </w:tabs>
+        <w:wordWrap w:val="0"/>
+        <w:spacing w:line="330" w:lineRule="atLeast"/>
+        <w:rPr>
+          <w:rFonts w:ascii="Consolas" w:eastAsia="Times New Roman" w:hAnsi="Consolas" w:cs="Courier New"/>
+          <w:color w:val="0F1115"/>
+          <w:sz w:val="20"/>
+          <w:szCs w:val="20"/>
+          <w:lang w:val="en-US" w:eastAsia="ru-RU"/>
+        </w:rPr>
+      </w:pPr>
+      <w:r>
+        <w:rPr>
+          <w:rFonts w:ascii="Consolas" w:eastAsia="Times New Roman" w:hAnsi="Consolas" w:cs="Courier New"/>
+          <w:color w:val="0F1115"/>
+          <w:sz w:val="20"/>
+          <w:szCs w:val="20"/>
+          <w:lang w:val="en-US" w:eastAsia="ru-RU"/>
         </w:rPr>
         <w:t xml:space="preserve">    price NUMERIC(10,2) CHECK (price &gt; 0)</w:t>
-        <w:br/>
-      </w:r>
-      <w:r>
-        <w:rPr>
-          <w:rFonts w:ascii="Consolas" w:hAnsi="Consolas"/>
-          <w:color w:val="1F4EA8"/>
+      </w:r>
+    </w:p>
+    <w:p>
+      <w:pPr>
+        <w:tabs>
+          <w:tab w:val="left" w:pos="916"/>
+          <w:tab w:val="left" w:pos="1832"/>
+          <w:tab w:val="left" w:pos="2748"/>
+          <w:tab w:val="left" w:pos="3664"/>
+          <w:tab w:val="left" w:pos="4580"/>
+          <w:tab w:val="left" w:pos="5496"/>
+          <w:tab w:val="left" w:pos="6412"/>
+          <w:tab w:val="left" w:pos="7328"/>
+          <w:tab w:val="left" w:pos="8244"/>
+          <w:tab w:val="left" w:pos="9160"/>
+          <w:tab w:val="left" w:pos="10076"/>
+          <w:tab w:val="left" w:pos="10992"/>
+          <w:tab w:val="left" w:pos="11908"/>
+          <w:tab w:val="left" w:pos="12824"/>
+          <w:tab w:val="left" w:pos="13740"/>
+          <w:tab w:val="left" w:pos="14656"/>
+        </w:tabs>
+        <w:wordWrap w:val="0"/>
+        <w:spacing w:line="330" w:lineRule="atLeast"/>
+        <w:rPr>
+          <w:rFonts w:ascii="Consolas" w:eastAsia="Times New Roman" w:hAnsi="Consolas" w:cs="Courier New"/>
+          <w:color w:val="0F1115"/>
+          <w:sz w:val="20"/>
+          <w:szCs w:val="20"/>
+          <w:lang w:val="en-US" w:eastAsia="ru-RU"/>
+        </w:rPr>
+      </w:pPr>
+      <w:r>
+        <w:rPr>
+          <w:rFonts w:ascii="Consolas" w:eastAsia="Times New Roman" w:hAnsi="Consolas" w:cs="Courier New"/>
+          <w:color w:val="0F1115"/>
+          <w:sz w:val="20"/>
+          <w:szCs w:val="20"/>
+          <w:lang w:val="en-US" w:eastAsia="ru-RU"/>
         </w:rPr>
         <w:t>);</w:t>
       </w:r>
@@ -21116,52 +21790,252 @@
           <w:szCs w:val="18"/>
           <w:lang w:eastAsia="ru-RU"/>
         </w:rPr>
+        <w:t>sql</w:t>
       </w:r>
       <w:proofErr w:type="spellEnd"/>
-      <w:r>
-        <w:rPr>
-          <w:rFonts w:ascii="Consolas" w:hAnsi="Consolas"/>
-          <w:color w:val="1F4EA8"/>
+    </w:p>
+    <w:p>
+      <w:pPr>
+        <w:tabs>
+          <w:tab w:val="left" w:pos="916"/>
+          <w:tab w:val="left" w:pos="1832"/>
+          <w:tab w:val="left" w:pos="2748"/>
+          <w:tab w:val="left" w:pos="3664"/>
+          <w:tab w:val="left" w:pos="4580"/>
+          <w:tab w:val="left" w:pos="5496"/>
+          <w:tab w:val="left" w:pos="6412"/>
+          <w:tab w:val="left" w:pos="7328"/>
+          <w:tab w:val="left" w:pos="8244"/>
+          <w:tab w:val="left" w:pos="9160"/>
+          <w:tab w:val="left" w:pos="10076"/>
+          <w:tab w:val="left" w:pos="10992"/>
+          <w:tab w:val="left" w:pos="11908"/>
+          <w:tab w:val="left" w:pos="12824"/>
+          <w:tab w:val="left" w:pos="13740"/>
+          <w:tab w:val="left" w:pos="14656"/>
+        </w:tabs>
+        <w:wordWrap w:val="0"/>
+        <w:spacing w:line="330" w:lineRule="atLeast"/>
+        <w:rPr>
+          <w:rFonts w:ascii="Consolas" w:eastAsia="Times New Roman" w:hAnsi="Consolas" w:cs="Courier New"/>
+          <w:color w:val="0F1115"/>
+          <w:sz w:val="20"/>
+          <w:szCs w:val="20"/>
+          <w:lang w:val="en-US" w:eastAsia="ru-RU"/>
+        </w:rPr>
+      </w:pPr>
+      <w:r>
+        <w:rPr>
+          <w:rFonts w:ascii="Consolas" w:eastAsia="Times New Roman" w:hAnsi="Consolas" w:cs="Courier New"/>
+          <w:color w:val="0F1115"/>
+          <w:sz w:val="20"/>
+          <w:szCs w:val="20"/>
+          <w:lang w:val="en-US" w:eastAsia="ru-RU"/>
         </w:rPr>
         <w:t>INSERT INTO books (title, author, year, price) VALUES</w:t>
-        <w:br/>
-      </w:r>
-      <w:r>
-        <w:rPr>
-          <w:rFonts w:ascii="Consolas" w:hAnsi="Consolas"/>
-          <w:color w:val="1F4EA8"/>
+      </w:r>
+    </w:p>
+    <w:p>
+      <w:pPr>
+        <w:tabs>
+          <w:tab w:val="left" w:pos="916"/>
+          <w:tab w:val="left" w:pos="1832"/>
+          <w:tab w:val="left" w:pos="2748"/>
+          <w:tab w:val="left" w:pos="3664"/>
+          <w:tab w:val="left" w:pos="4580"/>
+          <w:tab w:val="left" w:pos="5496"/>
+          <w:tab w:val="left" w:pos="6412"/>
+          <w:tab w:val="left" w:pos="7328"/>
+          <w:tab w:val="left" w:pos="8244"/>
+          <w:tab w:val="left" w:pos="9160"/>
+          <w:tab w:val="left" w:pos="10076"/>
+          <w:tab w:val="left" w:pos="10992"/>
+          <w:tab w:val="left" w:pos="11908"/>
+          <w:tab w:val="left" w:pos="12824"/>
+          <w:tab w:val="left" w:pos="13740"/>
+          <w:tab w:val="left" w:pos="14656"/>
+        </w:tabs>
+        <w:wordWrap w:val="0"/>
+        <w:spacing w:line="330" w:lineRule="atLeast"/>
+        <w:rPr>
+          <w:rFonts w:ascii="Consolas" w:eastAsia="Times New Roman" w:hAnsi="Consolas" w:cs="Courier New"/>
+          <w:color w:val="0F1115"/>
+          <w:sz w:val="20"/>
+          <w:szCs w:val="20"/>
+          <w:lang w:val="en-US" w:eastAsia="ru-RU"/>
+        </w:rPr>
+      </w:pPr>
+      <w:r>
+        <w:rPr>
+          <w:rFonts w:ascii="Consolas" w:eastAsia="Times New Roman" w:hAnsi="Consolas" w:cs="Courier New"/>
+          <w:color w:val="0F1115"/>
+          <w:sz w:val="20"/>
+          <w:szCs w:val="20"/>
+          <w:lang w:val="en-US" w:eastAsia="ru-RU"/>
         </w:rPr>
         <w:t>('Парфюмер. История одного убийцы', 'Патрик Зюскинд', 1985, 450.00),</w:t>
-        <w:br/>
-      </w:r>
-      <w:r>
-        <w:rPr>
-          <w:rFonts w:ascii="Consolas" w:hAnsi="Consolas"/>
-          <w:color w:val="1F4EA8"/>
+      </w:r>
+    </w:p>
+    <w:p>
+      <w:pPr>
+        <w:tabs>
+          <w:tab w:val="left" w:pos="916"/>
+          <w:tab w:val="left" w:pos="1832"/>
+          <w:tab w:val="left" w:pos="2748"/>
+          <w:tab w:val="left" w:pos="3664"/>
+          <w:tab w:val="left" w:pos="4580"/>
+          <w:tab w:val="left" w:pos="5496"/>
+          <w:tab w:val="left" w:pos="6412"/>
+          <w:tab w:val="left" w:pos="7328"/>
+          <w:tab w:val="left" w:pos="8244"/>
+          <w:tab w:val="left" w:pos="9160"/>
+          <w:tab w:val="left" w:pos="10076"/>
+          <w:tab w:val="left" w:pos="10992"/>
+          <w:tab w:val="left" w:pos="11908"/>
+          <w:tab w:val="left" w:pos="12824"/>
+          <w:tab w:val="left" w:pos="13740"/>
+          <w:tab w:val="left" w:pos="14656"/>
+        </w:tabs>
+        <w:wordWrap w:val="0"/>
+        <w:spacing w:line="330" w:lineRule="atLeast"/>
+        <w:rPr>
+          <w:rFonts w:ascii="Consolas" w:eastAsia="Times New Roman" w:hAnsi="Consolas" w:cs="Courier New"/>
+          <w:color w:val="0F1115"/>
+          <w:sz w:val="20"/>
+          <w:szCs w:val="20"/>
+          <w:lang w:val="en-US" w:eastAsia="ru-RU"/>
+        </w:rPr>
+      </w:pPr>
+      <w:r>
+        <w:rPr>
+          <w:rFonts w:ascii="Consolas" w:eastAsia="Times New Roman" w:hAnsi="Consolas" w:cs="Courier New"/>
+          <w:color w:val="0F1115"/>
+          <w:sz w:val="20"/>
+          <w:szCs w:val="20"/>
+          <w:lang w:val="en-US" w:eastAsia="ru-RU"/>
         </w:rPr>
         <w:t>('Мастер и Маргарита', 'Михаил Булгаков', 1967, 520.00),</w:t>
-        <w:br/>
-      </w:r>
-      <w:r>
-        <w:rPr>
-          <w:rFonts w:ascii="Consolas" w:hAnsi="Consolas"/>
-          <w:color w:val="1F4EA8"/>
+      </w:r>
+    </w:p>
+    <w:p>
+      <w:pPr>
+        <w:tabs>
+          <w:tab w:val="left" w:pos="916"/>
+          <w:tab w:val="left" w:pos="1832"/>
+          <w:tab w:val="left" w:pos="2748"/>
+          <w:tab w:val="left" w:pos="3664"/>
+          <w:tab w:val="left" w:pos="4580"/>
+          <w:tab w:val="left" w:pos="5496"/>
+          <w:tab w:val="left" w:pos="6412"/>
+          <w:tab w:val="left" w:pos="7328"/>
+          <w:tab w:val="left" w:pos="8244"/>
+          <w:tab w:val="left" w:pos="9160"/>
+          <w:tab w:val="left" w:pos="10076"/>
+          <w:tab w:val="left" w:pos="10992"/>
+          <w:tab w:val="left" w:pos="11908"/>
+          <w:tab w:val="left" w:pos="12824"/>
+          <w:tab w:val="left" w:pos="13740"/>
+          <w:tab w:val="left" w:pos="14656"/>
+        </w:tabs>
+        <w:wordWrap w:val="0"/>
+        <w:spacing w:line="330" w:lineRule="atLeast"/>
+        <w:rPr>
+          <w:rFonts w:ascii="Consolas" w:eastAsia="Times New Roman" w:hAnsi="Consolas" w:cs="Courier New"/>
+          <w:color w:val="0F1115"/>
+          <w:sz w:val="20"/>
+          <w:szCs w:val="20"/>
+          <w:lang w:val="en-US" w:eastAsia="ru-RU"/>
+        </w:rPr>
+      </w:pPr>
+      <w:r>
+        <w:rPr>
+          <w:rFonts w:ascii="Consolas" w:eastAsia="Times New Roman" w:hAnsi="Consolas" w:cs="Courier New"/>
+          <w:color w:val="0F1115"/>
+          <w:sz w:val="20"/>
+          <w:szCs w:val="20"/>
+          <w:lang w:val="en-US" w:eastAsia="ru-RU"/>
         </w:rPr>
         <w:t>('Гарри Поттер и философский камень', 'Джоан Роулинг', 1997, 780.00),</w:t>
-        <w:br/>
-      </w:r>
-      <w:r>
-        <w:rPr>
-          <w:rFonts w:ascii="Consolas" w:hAnsi="Consolas"/>
-          <w:color w:val="1F4EA8"/>
+      </w:r>
+    </w:p>
+    <w:p>
+      <w:pPr>
+        <w:tabs>
+          <w:tab w:val="left" w:pos="916"/>
+          <w:tab w:val="left" w:pos="1832"/>
+          <w:tab w:val="left" w:pos="2748"/>
+          <w:tab w:val="left" w:pos="3664"/>
+          <w:tab w:val="left" w:pos="4580"/>
+          <w:tab w:val="left" w:pos="5496"/>
+          <w:tab w:val="left" w:pos="6412"/>
+          <w:tab w:val="left" w:pos="7328"/>
+          <w:tab w:val="left" w:pos="8244"/>
+          <w:tab w:val="left" w:pos="9160"/>
+          <w:tab w:val="left" w:pos="10076"/>
+          <w:tab w:val="left" w:pos="10992"/>
+          <w:tab w:val="left" w:pos="11908"/>
+          <w:tab w:val="left" w:pos="12824"/>
+          <w:tab w:val="left" w:pos="13740"/>
+          <w:tab w:val="left" w:pos="14656"/>
+        </w:tabs>
+        <w:wordWrap w:val="0"/>
+        <w:spacing w:line="330" w:lineRule="atLeast"/>
+        <w:rPr>
+          <w:rFonts w:ascii="Consolas" w:eastAsia="Times New Roman" w:hAnsi="Consolas" w:cs="Courier New"/>
+          <w:color w:val="0F1115"/>
+          <w:sz w:val="20"/>
+          <w:szCs w:val="20"/>
+          <w:lang w:val="en-US" w:eastAsia="ru-RU"/>
+        </w:rPr>
+      </w:pPr>
+      <w:r>
+        <w:rPr>
+          <w:rFonts w:ascii="Consolas" w:eastAsia="Times New Roman" w:hAnsi="Consolas" w:cs="Courier New"/>
+          <w:color w:val="0F1115"/>
+          <w:sz w:val="20"/>
+          <w:szCs w:val="20"/>
+          <w:lang w:val="en-US" w:eastAsia="ru-RU"/>
         </w:rPr>
         <w:t>('Код да Винчи', 'Дэн Браун', 2003, 610.00),</w:t>
-        <w:br/>
-      </w:r>
-      <w:r>
-        <w:rPr>
-          <w:rFonts w:ascii="Consolas" w:hAnsi="Consolas"/>
-          <w:color w:val="1F4EA8"/>
+      </w:r>
+    </w:p>
+    <w:p>
+      <w:pPr>
+        <w:tabs>
+          <w:tab w:val="left" w:pos="916"/>
+          <w:tab w:val="left" w:pos="1832"/>
+          <w:tab w:val="left" w:pos="2748"/>
+          <w:tab w:val="left" w:pos="3664"/>
+          <w:tab w:val="left" w:pos="4580"/>
+          <w:tab w:val="left" w:pos="5496"/>
+          <w:tab w:val="left" w:pos="6412"/>
+          <w:tab w:val="left" w:pos="7328"/>
+          <w:tab w:val="left" w:pos="8244"/>
+          <w:tab w:val="left" w:pos="9160"/>
+          <w:tab w:val="left" w:pos="10076"/>
+          <w:tab w:val="left" w:pos="10992"/>
+          <w:tab w:val="left" w:pos="11908"/>
+          <w:tab w:val="left" w:pos="12824"/>
+          <w:tab w:val="left" w:pos="13740"/>
+          <w:tab w:val="left" w:pos="14656"/>
+        </w:tabs>
+        <w:wordWrap w:val="0"/>
+        <w:spacing w:line="330" w:lineRule="atLeast"/>
+        <w:rPr>
+          <w:rFonts w:ascii="Consolas" w:eastAsia="Times New Roman" w:hAnsi="Consolas" w:cs="Courier New"/>
+          <w:color w:val="0F1115"/>
+          <w:sz w:val="20"/>
+          <w:szCs w:val="20"/>
+          <w:lang w:val="en-US" w:eastAsia="ru-RU"/>
+        </w:rPr>
+      </w:pPr>
+      <w:r>
+        <w:rPr>
+          <w:rFonts w:ascii="Consolas" w:eastAsia="Times New Roman" w:hAnsi="Consolas" w:cs="Courier New"/>
+          <w:color w:val="0F1115"/>
+          <w:sz w:val="20"/>
+          <w:szCs w:val="20"/>
+          <w:lang w:val="en-US" w:eastAsia="ru-RU"/>
         </w:rPr>
         <w:t>('Марсианин', 'Энди Вейер', 2011, 490.00);</w:t>
       </w:r>
@@ -21576,9 +22450,6 @@
               </w:rPr>
             </w:pPr>
             <w:r>
-              <w:rPr>
-                <w:color w:val="1F4EA8"/>
-              </w:rPr>
               <w:t>SELECT * FROM books WHERE year &gt; 2000;</w:t>
             </w:r>
           </w:p>
@@ -21674,9 +22545,6 @@
               </w:rPr>
             </w:pPr>
             <w:r>
-              <w:rPr>
-                <w:color w:val="1F4EA8"/>
-              </w:rPr>
               <w:t>SELECT * FROM books ORDER BY price;</w:t>
             </w:r>
           </w:p>
@@ -21772,9 +22640,6 @@
               </w:rPr>
             </w:pPr>
             <w:r>
-              <w:rPr>
-                <w:color w:val="1F4EA8"/>
-              </w:rPr>
               <w:t>SELECT * FROM books WHERE price &gt; 500;</w:t>
             </w:r>
           </w:p>
@@ -21817,12 +22682,6 @@
         </w:rPr>
         <w:t>☑</w:t>
       </w:r>
-      <w:r>
-        <w:rPr>
-          <w:color w:val="1F4EA8"/>
-        </w:rPr>
-        <w:t xml:space="preserve"> после 2000: Код да Винчи, Марсианин; по цене: Парфюмер. История одного убийцы, Марсианин, Мастер и Маргарита, Код да Винчи, Гарри Поттер и философский камень; дороже 500: Мастер и Маргарита, Гарри Поттер и философский камень, Код да Винчи</w:t>
-      </w:r>
     </w:p>
     <w:p>
       <w:pPr>
@@ -21932,20 +22791,88 @@
           <w:szCs w:val="18"/>
           <w:lang w:eastAsia="ru-RU"/>
         </w:rPr>
+        <w:t>sql</w:t>
       </w:r>
       <w:proofErr w:type="spellEnd"/>
-      <w:r>
-        <w:rPr>
-          <w:rFonts w:ascii="Consolas" w:hAnsi="Consolas"/>
-          <w:color w:val="1F4EA8"/>
+    </w:p>
+    <w:p>
+      <w:pPr>
+        <w:tabs>
+          <w:tab w:val="left" w:pos="916"/>
+          <w:tab w:val="left" w:pos="1832"/>
+          <w:tab w:val="left" w:pos="2748"/>
+          <w:tab w:val="left" w:pos="3664"/>
+          <w:tab w:val="left" w:pos="4580"/>
+          <w:tab w:val="left" w:pos="5496"/>
+          <w:tab w:val="left" w:pos="6412"/>
+          <w:tab w:val="left" w:pos="7328"/>
+          <w:tab w:val="left" w:pos="8244"/>
+          <w:tab w:val="left" w:pos="9160"/>
+          <w:tab w:val="left" w:pos="10076"/>
+          <w:tab w:val="left" w:pos="10992"/>
+          <w:tab w:val="left" w:pos="11908"/>
+          <w:tab w:val="left" w:pos="12824"/>
+          <w:tab w:val="left" w:pos="13740"/>
+          <w:tab w:val="left" w:pos="14656"/>
+        </w:tabs>
+        <w:wordWrap w:val="0"/>
+        <w:spacing w:line="330" w:lineRule="atLeast"/>
+        <w:rPr>
+          <w:rFonts w:ascii="Consolas" w:eastAsia="Times New Roman" w:hAnsi="Consolas" w:cs="Courier New"/>
+          <w:color w:val="0F1115"/>
+          <w:sz w:val="20"/>
+          <w:szCs w:val="20"/>
+          <w:lang w:val="en-US" w:eastAsia="ru-RU"/>
+        </w:rPr>
+      </w:pPr>
+      <w:r>
+        <w:rPr>
+          <w:rFonts w:ascii="Consolas" w:eastAsia="Times New Roman" w:hAnsi="Consolas" w:cs="Courier New"/>
+          <w:color w:val="0F1115"/>
+          <w:sz w:val="20"/>
+          <w:szCs w:val="20"/>
+          <w:lang w:val="en-US" w:eastAsia="ru-RU"/>
         </w:rPr>
         <w:t>CREATE DATABASE company_db;</w:t>
-        <w:br/>
-      </w:r>
-      <w:r>
-        <w:rPr>
-          <w:rFonts w:ascii="Consolas" w:hAnsi="Consolas"/>
-          <w:color w:val="1F4EA8"/>
+      </w:r>
+    </w:p>
+    <w:p>
+      <w:pPr>
+        <w:tabs>
+          <w:tab w:val="left" w:pos="916"/>
+          <w:tab w:val="left" w:pos="1832"/>
+          <w:tab w:val="left" w:pos="2748"/>
+          <w:tab w:val="left" w:pos="3664"/>
+          <w:tab w:val="left" w:pos="4580"/>
+          <w:tab w:val="left" w:pos="5496"/>
+          <w:tab w:val="left" w:pos="6412"/>
+          <w:tab w:val="left" w:pos="7328"/>
+          <w:tab w:val="left" w:pos="8244"/>
+          <w:tab w:val="left" w:pos="9160"/>
+          <w:tab w:val="left" w:pos="10076"/>
+          <w:tab w:val="left" w:pos="10992"/>
+          <w:tab w:val="left" w:pos="11908"/>
+          <w:tab w:val="left" w:pos="12824"/>
+          <w:tab w:val="left" w:pos="13740"/>
+          <w:tab w:val="left" w:pos="14656"/>
+        </w:tabs>
+        <w:wordWrap w:val="0"/>
+        <w:spacing w:line="330" w:lineRule="atLeast"/>
+        <w:rPr>
+          <w:rFonts w:ascii="Consolas" w:eastAsia="Times New Roman" w:hAnsi="Consolas" w:cs="Courier New"/>
+          <w:color w:val="0F1115"/>
+          <w:sz w:val="20"/>
+          <w:szCs w:val="20"/>
+          <w:lang w:val="en-US" w:eastAsia="ru-RU"/>
+        </w:rPr>
+      </w:pPr>
+      <w:r>
+        <w:rPr>
+          <w:rFonts w:ascii="Consolas" w:eastAsia="Times New Roman" w:hAnsi="Consolas" w:cs="Courier New"/>
+          <w:color w:val="0F1115"/>
+          <w:sz w:val="20"/>
+          <w:szCs w:val="20"/>
+          <w:lang w:val="en-US" w:eastAsia="ru-RU"/>
         </w:rPr>
         <w:t>\c company_db</w:t>
       </w:r>
@@ -23085,84 +24012,416 @@
           <w:szCs w:val="18"/>
           <w:lang w:eastAsia="ru-RU"/>
         </w:rPr>
+        <w:t>sql</w:t>
       </w:r>
       <w:proofErr w:type="spellEnd"/>
-      <w:r>
-        <w:rPr>
-          <w:rFonts w:ascii="Consolas" w:hAnsi="Consolas"/>
-          <w:color w:val="1F4EA8"/>
+    </w:p>
+    <w:p>
+      <w:pPr>
+        <w:tabs>
+          <w:tab w:val="left" w:pos="916"/>
+          <w:tab w:val="left" w:pos="1832"/>
+          <w:tab w:val="left" w:pos="2748"/>
+          <w:tab w:val="left" w:pos="3664"/>
+          <w:tab w:val="left" w:pos="4580"/>
+          <w:tab w:val="left" w:pos="5496"/>
+          <w:tab w:val="left" w:pos="6412"/>
+          <w:tab w:val="left" w:pos="7328"/>
+          <w:tab w:val="left" w:pos="8244"/>
+          <w:tab w:val="left" w:pos="9160"/>
+          <w:tab w:val="left" w:pos="10076"/>
+          <w:tab w:val="left" w:pos="10992"/>
+          <w:tab w:val="left" w:pos="11908"/>
+          <w:tab w:val="left" w:pos="12824"/>
+          <w:tab w:val="left" w:pos="13740"/>
+          <w:tab w:val="left" w:pos="14656"/>
+        </w:tabs>
+        <w:wordWrap w:val="0"/>
+        <w:spacing w:line="330" w:lineRule="atLeast"/>
+        <w:rPr>
+          <w:rFonts w:ascii="Consolas" w:eastAsia="Times New Roman" w:hAnsi="Consolas" w:cs="Courier New"/>
+          <w:color w:val="0F1115"/>
+          <w:sz w:val="20"/>
+          <w:szCs w:val="20"/>
+          <w:lang w:val="en-US" w:eastAsia="ru-RU"/>
+        </w:rPr>
+      </w:pPr>
+      <w:r>
+        <w:rPr>
+          <w:rFonts w:ascii="Consolas" w:eastAsia="Times New Roman" w:hAnsi="Consolas" w:cs="Courier New"/>
+          <w:color w:val="0F1115"/>
+          <w:sz w:val="20"/>
+          <w:szCs w:val="20"/>
+          <w:lang w:val="en-US" w:eastAsia="ru-RU"/>
         </w:rPr>
         <w:t>CREATE TABLE departments (</w:t>
-        <w:br/>
-      </w:r>
-      <w:r>
-        <w:rPr>
-          <w:rFonts w:ascii="Consolas" w:hAnsi="Consolas"/>
-          <w:color w:val="1F4EA8"/>
+      </w:r>
+    </w:p>
+    <w:p>
+      <w:pPr>
+        <w:tabs>
+          <w:tab w:val="left" w:pos="916"/>
+          <w:tab w:val="left" w:pos="1832"/>
+          <w:tab w:val="left" w:pos="2748"/>
+          <w:tab w:val="left" w:pos="3664"/>
+          <w:tab w:val="left" w:pos="4580"/>
+          <w:tab w:val="left" w:pos="5496"/>
+          <w:tab w:val="left" w:pos="6412"/>
+          <w:tab w:val="left" w:pos="7328"/>
+          <w:tab w:val="left" w:pos="8244"/>
+          <w:tab w:val="left" w:pos="9160"/>
+          <w:tab w:val="left" w:pos="10076"/>
+          <w:tab w:val="left" w:pos="10992"/>
+          <w:tab w:val="left" w:pos="11908"/>
+          <w:tab w:val="left" w:pos="12824"/>
+          <w:tab w:val="left" w:pos="13740"/>
+          <w:tab w:val="left" w:pos="14656"/>
+        </w:tabs>
+        <w:wordWrap w:val="0"/>
+        <w:spacing w:line="330" w:lineRule="atLeast"/>
+        <w:rPr>
+          <w:rFonts w:ascii="Consolas" w:eastAsia="Times New Roman" w:hAnsi="Consolas" w:cs="Courier New"/>
+          <w:color w:val="0F1115"/>
+          <w:sz w:val="20"/>
+          <w:szCs w:val="20"/>
+          <w:lang w:val="en-US" w:eastAsia="ru-RU"/>
+        </w:rPr>
+      </w:pPr>
+      <w:r>
+        <w:rPr>
+          <w:rFonts w:ascii="Consolas" w:eastAsia="Times New Roman" w:hAnsi="Consolas" w:cs="Courier New"/>
+          <w:color w:val="0F1115"/>
+          <w:sz w:val="20"/>
+          <w:szCs w:val="20"/>
+          <w:lang w:val="en-US" w:eastAsia="ru-RU"/>
         </w:rPr>
         <w:t xml:space="preserve">    id SERIAL PRIMARY KEY,</w:t>
-        <w:br/>
-      </w:r>
-      <w:r>
-        <w:rPr>
-          <w:rFonts w:ascii="Consolas" w:hAnsi="Consolas"/>
-          <w:color w:val="1F4EA8"/>
+      </w:r>
+    </w:p>
+    <w:p>
+      <w:pPr>
+        <w:tabs>
+          <w:tab w:val="left" w:pos="916"/>
+          <w:tab w:val="left" w:pos="1832"/>
+          <w:tab w:val="left" w:pos="2748"/>
+          <w:tab w:val="left" w:pos="3664"/>
+          <w:tab w:val="left" w:pos="4580"/>
+          <w:tab w:val="left" w:pos="5496"/>
+          <w:tab w:val="left" w:pos="6412"/>
+          <w:tab w:val="left" w:pos="7328"/>
+          <w:tab w:val="left" w:pos="8244"/>
+          <w:tab w:val="left" w:pos="9160"/>
+          <w:tab w:val="left" w:pos="10076"/>
+          <w:tab w:val="left" w:pos="10992"/>
+          <w:tab w:val="left" w:pos="11908"/>
+          <w:tab w:val="left" w:pos="12824"/>
+          <w:tab w:val="left" w:pos="13740"/>
+          <w:tab w:val="left" w:pos="14656"/>
+        </w:tabs>
+        <w:wordWrap w:val="0"/>
+        <w:spacing w:line="330" w:lineRule="atLeast"/>
+        <w:rPr>
+          <w:rFonts w:ascii="Consolas" w:eastAsia="Times New Roman" w:hAnsi="Consolas" w:cs="Courier New"/>
+          <w:color w:val="0F1115"/>
+          <w:sz w:val="20"/>
+          <w:szCs w:val="20"/>
+          <w:lang w:val="en-US" w:eastAsia="ru-RU"/>
+        </w:rPr>
+      </w:pPr>
+      <w:r>
+        <w:rPr>
+          <w:rFonts w:ascii="Consolas" w:eastAsia="Times New Roman" w:hAnsi="Consolas" w:cs="Courier New"/>
+          <w:color w:val="0F1115"/>
+          <w:sz w:val="20"/>
+          <w:szCs w:val="20"/>
+          <w:lang w:val="en-US" w:eastAsia="ru-RU"/>
         </w:rPr>
         <w:t xml:space="preserve">    name VARCHAR(100) NOT NULL</w:t>
-        <w:br/>
-      </w:r>
-      <w:r>
-        <w:rPr>
-          <w:rFonts w:ascii="Consolas" w:hAnsi="Consolas"/>
-          <w:color w:val="1F4EA8"/>
+      </w:r>
+    </w:p>
+    <w:p>
+      <w:pPr>
+        <w:tabs>
+          <w:tab w:val="left" w:pos="916"/>
+          <w:tab w:val="left" w:pos="1832"/>
+          <w:tab w:val="left" w:pos="2748"/>
+          <w:tab w:val="left" w:pos="3664"/>
+          <w:tab w:val="left" w:pos="4580"/>
+          <w:tab w:val="left" w:pos="5496"/>
+          <w:tab w:val="left" w:pos="6412"/>
+          <w:tab w:val="left" w:pos="7328"/>
+          <w:tab w:val="left" w:pos="8244"/>
+          <w:tab w:val="left" w:pos="9160"/>
+          <w:tab w:val="left" w:pos="10076"/>
+          <w:tab w:val="left" w:pos="10992"/>
+          <w:tab w:val="left" w:pos="11908"/>
+          <w:tab w:val="left" w:pos="12824"/>
+          <w:tab w:val="left" w:pos="13740"/>
+          <w:tab w:val="left" w:pos="14656"/>
+        </w:tabs>
+        <w:wordWrap w:val="0"/>
+        <w:spacing w:line="330" w:lineRule="atLeast"/>
+        <w:rPr>
+          <w:rFonts w:ascii="Consolas" w:eastAsia="Times New Roman" w:hAnsi="Consolas" w:cs="Courier New"/>
+          <w:color w:val="0F1115"/>
+          <w:sz w:val="20"/>
+          <w:szCs w:val="20"/>
+          <w:lang w:val="en-US" w:eastAsia="ru-RU"/>
+        </w:rPr>
+      </w:pPr>
+      <w:r>
+        <w:rPr>
+          <w:rFonts w:ascii="Consolas" w:eastAsia="Times New Roman" w:hAnsi="Consolas" w:cs="Courier New"/>
+          <w:color w:val="0F1115"/>
+          <w:sz w:val="20"/>
+          <w:szCs w:val="20"/>
+          <w:lang w:val="en-US" w:eastAsia="ru-RU"/>
         </w:rPr>
         <w:t>);</w:t>
-        <w:br/>
-      </w:r>
-      <w:r>
-        <w:rPr>
-          <w:rFonts w:ascii="Consolas" w:hAnsi="Consolas"/>
-          <w:color w:val="1F4EA8"/>
+      </w:r>
+    </w:p>
+    <w:p>
+      <w:pPr>
+        <w:tabs>
+          <w:tab w:val="left" w:pos="916"/>
+          <w:tab w:val="left" w:pos="1832"/>
+          <w:tab w:val="left" w:pos="2748"/>
+          <w:tab w:val="left" w:pos="3664"/>
+          <w:tab w:val="left" w:pos="4580"/>
+          <w:tab w:val="left" w:pos="5496"/>
+          <w:tab w:val="left" w:pos="6412"/>
+          <w:tab w:val="left" w:pos="7328"/>
+          <w:tab w:val="left" w:pos="8244"/>
+          <w:tab w:val="left" w:pos="9160"/>
+          <w:tab w:val="left" w:pos="10076"/>
+          <w:tab w:val="left" w:pos="10992"/>
+          <w:tab w:val="left" w:pos="11908"/>
+          <w:tab w:val="left" w:pos="12824"/>
+          <w:tab w:val="left" w:pos="13740"/>
+          <w:tab w:val="left" w:pos="14656"/>
+        </w:tabs>
+        <w:wordWrap w:val="0"/>
+        <w:spacing w:line="330" w:lineRule="atLeast"/>
+        <w:rPr>
+          <w:rFonts w:ascii="Consolas" w:eastAsia="Times New Roman" w:hAnsi="Consolas" w:cs="Courier New"/>
+          <w:color w:val="0F1115"/>
+          <w:sz w:val="20"/>
+          <w:szCs w:val="20"/>
+          <w:lang w:val="en-US" w:eastAsia="ru-RU"/>
+        </w:rPr>
+      </w:pPr>
+      <w:r>
+        <w:rPr>
+          <w:rFonts w:ascii="Consolas" w:eastAsia="Times New Roman" w:hAnsi="Consolas" w:cs="Courier New"/>
+          <w:color w:val="0F1115"/>
+          <w:sz w:val="20"/>
+          <w:szCs w:val="20"/>
+          <w:lang w:val="en-US" w:eastAsia="ru-RU"/>
         </w:rPr>
         <w:t>CREATE TABLE employees (</w:t>
-        <w:br/>
-      </w:r>
-      <w:r>
-        <w:rPr>
-          <w:rFonts w:ascii="Consolas" w:hAnsi="Consolas"/>
-          <w:color w:val="1F4EA8"/>
+      </w:r>
+    </w:p>
+    <w:p>
+      <w:pPr>
+        <w:tabs>
+          <w:tab w:val="left" w:pos="916"/>
+          <w:tab w:val="left" w:pos="1832"/>
+          <w:tab w:val="left" w:pos="2748"/>
+          <w:tab w:val="left" w:pos="3664"/>
+          <w:tab w:val="left" w:pos="4580"/>
+          <w:tab w:val="left" w:pos="5496"/>
+          <w:tab w:val="left" w:pos="6412"/>
+          <w:tab w:val="left" w:pos="7328"/>
+          <w:tab w:val="left" w:pos="8244"/>
+          <w:tab w:val="left" w:pos="9160"/>
+          <w:tab w:val="left" w:pos="10076"/>
+          <w:tab w:val="left" w:pos="10992"/>
+          <w:tab w:val="left" w:pos="11908"/>
+          <w:tab w:val="left" w:pos="12824"/>
+          <w:tab w:val="left" w:pos="13740"/>
+          <w:tab w:val="left" w:pos="14656"/>
+        </w:tabs>
+        <w:wordWrap w:val="0"/>
+        <w:spacing w:line="330" w:lineRule="atLeast"/>
+        <w:rPr>
+          <w:rFonts w:ascii="Consolas" w:eastAsia="Times New Roman" w:hAnsi="Consolas" w:cs="Courier New"/>
+          <w:color w:val="0F1115"/>
+          <w:sz w:val="20"/>
+          <w:szCs w:val="20"/>
+          <w:lang w:val="en-US" w:eastAsia="ru-RU"/>
+        </w:rPr>
+      </w:pPr>
+      <w:r>
+        <w:rPr>
+          <w:rFonts w:ascii="Consolas" w:eastAsia="Times New Roman" w:hAnsi="Consolas" w:cs="Courier New"/>
+          <w:color w:val="0F1115"/>
+          <w:sz w:val="20"/>
+          <w:szCs w:val="20"/>
+          <w:lang w:val="en-US" w:eastAsia="ru-RU"/>
         </w:rPr>
         <w:t xml:space="preserve">    id SERIAL PRIMARY KEY,</w:t>
-        <w:br/>
-      </w:r>
-      <w:r>
-        <w:rPr>
-          <w:rFonts w:ascii="Consolas" w:hAnsi="Consolas"/>
-          <w:color w:val="1F4EA8"/>
+      </w:r>
+    </w:p>
+    <w:p>
+      <w:pPr>
+        <w:tabs>
+          <w:tab w:val="left" w:pos="916"/>
+          <w:tab w:val="left" w:pos="1832"/>
+          <w:tab w:val="left" w:pos="2748"/>
+          <w:tab w:val="left" w:pos="3664"/>
+          <w:tab w:val="left" w:pos="4580"/>
+          <w:tab w:val="left" w:pos="5496"/>
+          <w:tab w:val="left" w:pos="6412"/>
+          <w:tab w:val="left" w:pos="7328"/>
+          <w:tab w:val="left" w:pos="8244"/>
+          <w:tab w:val="left" w:pos="9160"/>
+          <w:tab w:val="left" w:pos="10076"/>
+          <w:tab w:val="left" w:pos="10992"/>
+          <w:tab w:val="left" w:pos="11908"/>
+          <w:tab w:val="left" w:pos="12824"/>
+          <w:tab w:val="left" w:pos="13740"/>
+          <w:tab w:val="left" w:pos="14656"/>
+        </w:tabs>
+        <w:wordWrap w:val="0"/>
+        <w:spacing w:line="330" w:lineRule="atLeast"/>
+        <w:rPr>
+          <w:rFonts w:ascii="Consolas" w:eastAsia="Times New Roman" w:hAnsi="Consolas" w:cs="Courier New"/>
+          <w:color w:val="0F1115"/>
+          <w:sz w:val="20"/>
+          <w:szCs w:val="20"/>
+          <w:lang w:val="en-US" w:eastAsia="ru-RU"/>
+        </w:rPr>
+      </w:pPr>
+      <w:r>
+        <w:rPr>
+          <w:rFonts w:ascii="Consolas" w:eastAsia="Times New Roman" w:hAnsi="Consolas" w:cs="Courier New"/>
+          <w:color w:val="0F1115"/>
+          <w:sz w:val="20"/>
+          <w:szCs w:val="20"/>
+          <w:lang w:val="en-US" w:eastAsia="ru-RU"/>
         </w:rPr>
         <w:t xml:space="preserve">    name VARCHAR(100) NOT NULL,</w:t>
-        <w:br/>
-      </w:r>
-      <w:r>
-        <w:rPr>
-          <w:rFonts w:ascii="Consolas" w:hAnsi="Consolas"/>
-          <w:color w:val="1F4EA8"/>
+      </w:r>
+    </w:p>
+    <w:p>
+      <w:pPr>
+        <w:tabs>
+          <w:tab w:val="left" w:pos="916"/>
+          <w:tab w:val="left" w:pos="1832"/>
+          <w:tab w:val="left" w:pos="2748"/>
+          <w:tab w:val="left" w:pos="3664"/>
+          <w:tab w:val="left" w:pos="4580"/>
+          <w:tab w:val="left" w:pos="5496"/>
+          <w:tab w:val="left" w:pos="6412"/>
+          <w:tab w:val="left" w:pos="7328"/>
+          <w:tab w:val="left" w:pos="8244"/>
+          <w:tab w:val="left" w:pos="9160"/>
+          <w:tab w:val="left" w:pos="10076"/>
+          <w:tab w:val="left" w:pos="10992"/>
+          <w:tab w:val="left" w:pos="11908"/>
+          <w:tab w:val="left" w:pos="12824"/>
+          <w:tab w:val="left" w:pos="13740"/>
+          <w:tab w:val="left" w:pos="14656"/>
+        </w:tabs>
+        <w:wordWrap w:val="0"/>
+        <w:spacing w:line="330" w:lineRule="atLeast"/>
+        <w:rPr>
+          <w:rFonts w:ascii="Consolas" w:eastAsia="Times New Roman" w:hAnsi="Consolas" w:cs="Courier New"/>
+          <w:color w:val="0F1115"/>
+          <w:sz w:val="20"/>
+          <w:szCs w:val="20"/>
+          <w:lang w:val="en-US" w:eastAsia="ru-RU"/>
+        </w:rPr>
+      </w:pPr>
+      <w:r>
+        <w:rPr>
+          <w:rFonts w:ascii="Consolas" w:eastAsia="Times New Roman" w:hAnsi="Consolas" w:cs="Courier New"/>
+          <w:color w:val="0F1115"/>
+          <w:sz w:val="20"/>
+          <w:szCs w:val="20"/>
+          <w:lang w:val="en-US" w:eastAsia="ru-RU"/>
         </w:rPr>
         <w:t xml:space="preserve">    salary NUMERIC(10,2) CHECK (salary &gt; 0),</w:t>
-        <w:br/>
-      </w:r>
-      <w:r>
-        <w:rPr>
-          <w:rFonts w:ascii="Consolas" w:hAnsi="Consolas"/>
-          <w:color w:val="1F4EA8"/>
+      </w:r>
+    </w:p>
+    <w:p>
+      <w:pPr>
+        <w:tabs>
+          <w:tab w:val="left" w:pos="916"/>
+          <w:tab w:val="left" w:pos="1832"/>
+          <w:tab w:val="left" w:pos="2748"/>
+          <w:tab w:val="left" w:pos="3664"/>
+          <w:tab w:val="left" w:pos="4580"/>
+          <w:tab w:val="left" w:pos="5496"/>
+          <w:tab w:val="left" w:pos="6412"/>
+          <w:tab w:val="left" w:pos="7328"/>
+          <w:tab w:val="left" w:pos="8244"/>
+          <w:tab w:val="left" w:pos="9160"/>
+          <w:tab w:val="left" w:pos="10076"/>
+          <w:tab w:val="left" w:pos="10992"/>
+          <w:tab w:val="left" w:pos="11908"/>
+          <w:tab w:val="left" w:pos="12824"/>
+          <w:tab w:val="left" w:pos="13740"/>
+          <w:tab w:val="left" w:pos="14656"/>
+        </w:tabs>
+        <w:wordWrap w:val="0"/>
+        <w:spacing w:line="330" w:lineRule="atLeast"/>
+        <w:rPr>
+          <w:rFonts w:ascii="Consolas" w:eastAsia="Times New Roman" w:hAnsi="Consolas" w:cs="Courier New"/>
+          <w:color w:val="0F1115"/>
+          <w:sz w:val="20"/>
+          <w:szCs w:val="20"/>
+          <w:lang w:val="en-US" w:eastAsia="ru-RU"/>
+        </w:rPr>
+      </w:pPr>
+      <w:r>
+        <w:rPr>
+          <w:rFonts w:ascii="Consolas" w:eastAsia="Times New Roman" w:hAnsi="Consolas" w:cs="Courier New"/>
+          <w:color w:val="0F1115"/>
+          <w:sz w:val="20"/>
+          <w:szCs w:val="20"/>
+          <w:lang w:val="en-US" w:eastAsia="ru-RU"/>
         </w:rPr>
         <w:t xml:space="preserve">    department_id INTEGER REFERENCES departments(id)</w:t>
-        <w:br/>
-      </w:r>
-      <w:r>
-        <w:rPr>
-          <w:rFonts w:ascii="Consolas" w:hAnsi="Consolas"/>
-          <w:color w:val="1F4EA8"/>
+      </w:r>
+    </w:p>
+    <w:p>
+      <w:pPr>
+        <w:tabs>
+          <w:tab w:val="left" w:pos="916"/>
+          <w:tab w:val="left" w:pos="1832"/>
+          <w:tab w:val="left" w:pos="2748"/>
+          <w:tab w:val="left" w:pos="3664"/>
+          <w:tab w:val="left" w:pos="4580"/>
+          <w:tab w:val="left" w:pos="5496"/>
+          <w:tab w:val="left" w:pos="6412"/>
+          <w:tab w:val="left" w:pos="7328"/>
+          <w:tab w:val="left" w:pos="8244"/>
+          <w:tab w:val="left" w:pos="9160"/>
+          <w:tab w:val="left" w:pos="10076"/>
+          <w:tab w:val="left" w:pos="10992"/>
+          <w:tab w:val="left" w:pos="11908"/>
+          <w:tab w:val="left" w:pos="12824"/>
+          <w:tab w:val="left" w:pos="13740"/>
+          <w:tab w:val="left" w:pos="14656"/>
+        </w:tabs>
+        <w:wordWrap w:val="0"/>
+        <w:spacing w:line="330" w:lineRule="atLeast"/>
+        <w:rPr>
+          <w:rFonts w:ascii="Consolas" w:eastAsia="Times New Roman" w:hAnsi="Consolas" w:cs="Courier New"/>
+          <w:color w:val="0F1115"/>
+          <w:sz w:val="20"/>
+          <w:szCs w:val="20"/>
+          <w:lang w:val="en-US" w:eastAsia="ru-RU"/>
+        </w:rPr>
+      </w:pPr>
+      <w:r>
+        <w:rPr>
+          <w:rFonts w:ascii="Consolas" w:eastAsia="Times New Roman" w:hAnsi="Consolas" w:cs="Courier New"/>
+          <w:color w:val="0F1115"/>
+          <w:sz w:val="20"/>
+          <w:szCs w:val="20"/>
+          <w:lang w:val="en-US" w:eastAsia="ru-RU"/>
         </w:rPr>
         <w:t>);</w:t>
       </w:r>
@@ -23708,44 +24967,211 @@
           <w:szCs w:val="18"/>
           <w:lang w:eastAsia="ru-RU"/>
         </w:rPr>
+        <w:t>sql</w:t>
       </w:r>
       <w:proofErr w:type="spellEnd"/>
-      <w:r>
-        <w:rPr>
-          <w:rFonts w:ascii="Consolas" w:hAnsi="Consolas"/>
-          <w:color w:val="1F4EA8"/>
+    </w:p>
+    <w:p>
+      <w:pPr>
+        <w:tabs>
+          <w:tab w:val="left" w:pos="916"/>
+          <w:tab w:val="left" w:pos="1832"/>
+          <w:tab w:val="left" w:pos="2748"/>
+          <w:tab w:val="left" w:pos="3664"/>
+          <w:tab w:val="left" w:pos="4580"/>
+          <w:tab w:val="left" w:pos="5496"/>
+          <w:tab w:val="left" w:pos="6412"/>
+          <w:tab w:val="left" w:pos="7328"/>
+          <w:tab w:val="left" w:pos="8244"/>
+          <w:tab w:val="left" w:pos="9160"/>
+          <w:tab w:val="left" w:pos="10076"/>
+          <w:tab w:val="left" w:pos="10992"/>
+          <w:tab w:val="left" w:pos="11908"/>
+          <w:tab w:val="left" w:pos="12824"/>
+          <w:tab w:val="left" w:pos="13740"/>
+          <w:tab w:val="left" w:pos="14656"/>
+        </w:tabs>
+        <w:wordWrap w:val="0"/>
+        <w:spacing w:line="330" w:lineRule="atLeast"/>
+        <w:rPr>
+          <w:rFonts w:ascii="Consolas" w:eastAsia="Times New Roman" w:hAnsi="Consolas" w:cs="Courier New"/>
+          <w:color w:val="0F1115"/>
+          <w:sz w:val="20"/>
+          <w:szCs w:val="20"/>
+          <w:lang w:val="en-US" w:eastAsia="ru-RU"/>
+        </w:rPr>
+      </w:pPr>
+      <w:r>
+        <w:rPr>
+          <w:rFonts w:ascii="Consolas" w:eastAsia="Times New Roman" w:hAnsi="Consolas" w:cs="Courier New"/>
+          <w:color w:val="0F1115"/>
+          <w:sz w:val="20"/>
+          <w:szCs w:val="20"/>
+          <w:lang w:val="en-US" w:eastAsia="ru-RU"/>
         </w:rPr>
         <w:t>INSERT INTO departments (name) VALUES ('IT'), ('HR');</w:t>
-        <w:br/>
-      </w:r>
-      <w:r>
-        <w:rPr>
-          <w:rFonts w:ascii="Consolas" w:hAnsi="Consolas"/>
-          <w:color w:val="1F4EA8"/>
+      </w:r>
+    </w:p>
+    <w:p>
+      <w:pPr>
+        <w:tabs>
+          <w:tab w:val="left" w:pos="916"/>
+          <w:tab w:val="left" w:pos="1832"/>
+          <w:tab w:val="left" w:pos="2748"/>
+          <w:tab w:val="left" w:pos="3664"/>
+          <w:tab w:val="left" w:pos="4580"/>
+          <w:tab w:val="left" w:pos="5496"/>
+          <w:tab w:val="left" w:pos="6412"/>
+          <w:tab w:val="left" w:pos="7328"/>
+          <w:tab w:val="left" w:pos="8244"/>
+          <w:tab w:val="left" w:pos="9160"/>
+          <w:tab w:val="left" w:pos="10076"/>
+          <w:tab w:val="left" w:pos="10992"/>
+          <w:tab w:val="left" w:pos="11908"/>
+          <w:tab w:val="left" w:pos="12824"/>
+          <w:tab w:val="left" w:pos="13740"/>
+          <w:tab w:val="left" w:pos="14656"/>
+        </w:tabs>
+        <w:wordWrap w:val="0"/>
+        <w:spacing w:line="330" w:lineRule="atLeast"/>
+        <w:rPr>
+          <w:rFonts w:ascii="Consolas" w:eastAsia="Times New Roman" w:hAnsi="Consolas" w:cs="Courier New"/>
+          <w:color w:val="0F1115"/>
+          <w:sz w:val="20"/>
+          <w:szCs w:val="20"/>
+          <w:lang w:val="en-US" w:eastAsia="ru-RU"/>
+        </w:rPr>
+      </w:pPr>
+      <w:r>
+        <w:rPr>
+          <w:rFonts w:ascii="Consolas" w:eastAsia="Times New Roman" w:hAnsi="Consolas" w:cs="Courier New"/>
+          <w:color w:val="0F1115"/>
+          <w:sz w:val="20"/>
+          <w:szCs w:val="20"/>
+          <w:lang w:val="en-US" w:eastAsia="ru-RU"/>
         </w:rPr>
         <w:t>INSERT INTO employees (name, salary, department_id) VALUES</w:t>
-        <w:br/>
-      </w:r>
-      <w:r>
-        <w:rPr>
-          <w:rFonts w:ascii="Consolas" w:hAnsi="Consolas"/>
-          <w:color w:val="1F4EA8"/>
+      </w:r>
+    </w:p>
+    <w:p>
+      <w:pPr>
+        <w:tabs>
+          <w:tab w:val="left" w:pos="916"/>
+          <w:tab w:val="left" w:pos="1832"/>
+          <w:tab w:val="left" w:pos="2748"/>
+          <w:tab w:val="left" w:pos="3664"/>
+          <w:tab w:val="left" w:pos="4580"/>
+          <w:tab w:val="left" w:pos="5496"/>
+          <w:tab w:val="left" w:pos="6412"/>
+          <w:tab w:val="left" w:pos="7328"/>
+          <w:tab w:val="left" w:pos="8244"/>
+          <w:tab w:val="left" w:pos="9160"/>
+          <w:tab w:val="left" w:pos="10076"/>
+          <w:tab w:val="left" w:pos="10992"/>
+          <w:tab w:val="left" w:pos="11908"/>
+          <w:tab w:val="left" w:pos="12824"/>
+          <w:tab w:val="left" w:pos="13740"/>
+          <w:tab w:val="left" w:pos="14656"/>
+        </w:tabs>
+        <w:wordWrap w:val="0"/>
+        <w:spacing w:line="330" w:lineRule="atLeast"/>
+        <w:rPr>
+          <w:rFonts w:ascii="Consolas" w:eastAsia="Times New Roman" w:hAnsi="Consolas" w:cs="Courier New"/>
+          <w:color w:val="0F1115"/>
+          <w:sz w:val="20"/>
+          <w:szCs w:val="20"/>
+          <w:lang w:val="en-US" w:eastAsia="ru-RU"/>
+        </w:rPr>
+      </w:pPr>
+      <w:r>
+        <w:rPr>
+          <w:rFonts w:ascii="Consolas" w:eastAsia="Times New Roman" w:hAnsi="Consolas" w:cs="Courier New"/>
+          <w:color w:val="0F1115"/>
+          <w:sz w:val="20"/>
+          <w:szCs w:val="20"/>
+          <w:lang w:val="en-US" w:eastAsia="ru-RU"/>
         </w:rPr>
         <w:t>('Иванов', 80000, (SELECT id FROM departments WHERE name = 'IT')),</w:t>
-        <w:br/>
-      </w:r>
-      <w:r>
-        <w:rPr>
-          <w:rFonts w:ascii="Consolas" w:hAnsi="Consolas"/>
-          <w:color w:val="1F4EA8"/>
+      </w:r>
+    </w:p>
+    <w:p>
+      <w:pPr>
+        <w:tabs>
+          <w:tab w:val="left" w:pos="916"/>
+          <w:tab w:val="left" w:pos="1832"/>
+          <w:tab w:val="left" w:pos="2748"/>
+          <w:tab w:val="left" w:pos="3664"/>
+          <w:tab w:val="left" w:pos="4580"/>
+          <w:tab w:val="left" w:pos="5496"/>
+          <w:tab w:val="left" w:pos="6412"/>
+          <w:tab w:val="left" w:pos="7328"/>
+          <w:tab w:val="left" w:pos="8244"/>
+          <w:tab w:val="left" w:pos="9160"/>
+          <w:tab w:val="left" w:pos="10076"/>
+          <w:tab w:val="left" w:pos="10992"/>
+          <w:tab w:val="left" w:pos="11908"/>
+          <w:tab w:val="left" w:pos="12824"/>
+          <w:tab w:val="left" w:pos="13740"/>
+          <w:tab w:val="left" w:pos="14656"/>
+        </w:tabs>
+        <w:wordWrap w:val="0"/>
+        <w:spacing w:line="330" w:lineRule="atLeast"/>
+        <w:rPr>
+          <w:rFonts w:ascii="Consolas" w:eastAsia="Times New Roman" w:hAnsi="Consolas" w:cs="Courier New"/>
+          <w:color w:val="0F1115"/>
+          <w:sz w:val="20"/>
+          <w:szCs w:val="20"/>
+          <w:lang w:val="en-US" w:eastAsia="ru-RU"/>
+        </w:rPr>
+      </w:pPr>
+      <w:r>
+        <w:rPr>
+          <w:rFonts w:ascii="Consolas" w:eastAsia="Times New Roman" w:hAnsi="Consolas" w:cs="Courier New"/>
+          <w:color w:val="0F1115"/>
+          <w:sz w:val="20"/>
+          <w:szCs w:val="20"/>
+          <w:lang w:val="en-US" w:eastAsia="ru-RU"/>
         </w:rPr>
         <w:t>('Петров', 90000, (SELECT id FROM departments WHERE name = 'IT')),</w:t>
-        <w:br/>
-      </w:r>
-      <w:r>
-        <w:rPr>
-          <w:rFonts w:ascii="Consolas" w:hAnsi="Consolas"/>
-          <w:color w:val="1F4EA8"/>
+      </w:r>
+    </w:p>
+    <w:p>
+      <w:pPr>
+        <w:tabs>
+          <w:tab w:val="left" w:pos="916"/>
+          <w:tab w:val="left" w:pos="1832"/>
+          <w:tab w:val="left" w:pos="2748"/>
+          <w:tab w:val="left" w:pos="3664"/>
+          <w:tab w:val="left" w:pos="4580"/>
+          <w:tab w:val="left" w:pos="5496"/>
+          <w:tab w:val="left" w:pos="6412"/>
+          <w:tab w:val="left" w:pos="7328"/>
+          <w:tab w:val="left" w:pos="8244"/>
+          <w:tab w:val="left" w:pos="9160"/>
+          <w:tab w:val="left" w:pos="10076"/>
+          <w:tab w:val="left" w:pos="10992"/>
+          <w:tab w:val="left" w:pos="11908"/>
+          <w:tab w:val="left" w:pos="12824"/>
+          <w:tab w:val="left" w:pos="13740"/>
+          <w:tab w:val="left" w:pos="14656"/>
+        </w:tabs>
+        <w:wordWrap w:val="0"/>
+        <w:spacing w:line="330" w:lineRule="atLeast"/>
+        <w:rPr>
+          <w:rFonts w:ascii="Consolas" w:eastAsia="Times New Roman" w:hAnsi="Consolas" w:cs="Courier New"/>
+          <w:color w:val="0F1115"/>
+          <w:sz w:val="20"/>
+          <w:szCs w:val="20"/>
+          <w:lang w:val="en-US" w:eastAsia="ru-RU"/>
+        </w:rPr>
+      </w:pPr>
+      <w:r>
+        <w:rPr>
+          <w:rFonts w:ascii="Consolas" w:eastAsia="Times New Roman" w:hAnsi="Consolas" w:cs="Courier New"/>
+          <w:color w:val="0F1115"/>
+          <w:sz w:val="20"/>
+          <w:szCs w:val="20"/>
+          <w:lang w:val="en-US" w:eastAsia="ru-RU"/>
         </w:rPr>
         <w:t>('Сидорова', 70000, (SELECT id FROM departments WHERE name = 'HR'));</w:t>
       </w:r>
@@ -24035,9 +25461,6 @@
               </w:rPr>
             </w:pPr>
             <w:r>
-              <w:rPr>
-                <w:color w:val="1F4EA8"/>
-              </w:rPr>
               <w:t>SELECT * FROM employees;</w:t>
             </w:r>
           </w:p>
@@ -24133,9 +25556,6 @@
               </w:rPr>
             </w:pPr>
             <w:r>
-              <w:rPr>
-                <w:color w:val="1F4EA8"/>
-              </w:rPr>
               <w:t>SELECT * FROM employees WHERE salary &gt; 80000;</w:t>
             </w:r>
           </w:p>
@@ -24231,9 +25651,6 @@
               </w:rPr>
             </w:pPr>
             <w:r>
-              <w:rPr>
-                <w:color w:val="1F4EA8"/>
-              </w:rPr>
               <w:t>SELECT * FROM employees ORDER BY salary DESC;</w:t>
             </w:r>
           </w:p>
@@ -24329,9 +25746,6 @@
               </w:rPr>
             </w:pPr>
             <w:r>
-              <w:rPr>
-                <w:color w:val="1F4EA8"/>
-              </w:rPr>
               <w:t>SELECT e.* FROM employees e JOIN departments d ON d.id = e.department_id WHERE d.name = 'IT';</w:t>
             </w:r>
           </w:p>
@@ -24427,9 +25841,6 @@
               </w:rPr>
             </w:pPr>
             <w:r>
-              <w:rPr>
-                <w:color w:val="1F4EA8"/>
-              </w:rPr>
               <w:t>SELECT ROUND(AVG(salary), 2) AS avg_salary FROM employees;</w:t>
             </w:r>
           </w:p>
@@ -24471,12 +25882,6 @@
           <w:lang w:eastAsia="ru-RU"/>
         </w:rPr>
         <w:t>☑</w:t>
-      </w:r>
-      <w:r>
-        <w:rPr>
-          <w:color w:val="1F4EA8"/>
-        </w:rPr>
-        <w:t xml:space="preserve"> &gt; 80000: Петров; IT: Иванов, Петров; средняя зарплата: 80000.00 (проверено до шага 3.5)</w:t>
       </w:r>
     </w:p>
     <w:p>
@@ -24727,9 +26132,6 @@
               </w:rPr>
             </w:pPr>
             <w:r>
-              <w:rPr>
-                <w:color w:val="1F4EA8"/>
-              </w:rPr>
               <w:t>UPDATE employees SET salary = salary + 5000 WHERE name = 'Иванов';</w:t>
             </w:r>
           </w:p>
@@ -24826,9 +26228,6 @@
               </w:rPr>
             </w:pPr>
             <w:r>
-              <w:rPr>
-                <w:color w:val="1F4EA8"/>
-              </w:rPr>
               <w:t>DELETE FROM employees WHERE name = 'Сидорова';</w:t>
             </w:r>
           </w:p>
@@ -24871,12 +26270,6 @@
         </w:rPr>
         <w:t>☑</w:t>
       </w:r>
-      <w:r>
-        <w:rPr>
-          <w:color w:val="1F4EA8"/>
-        </w:rPr>
-        <w:t xml:space="preserve"> итог: Иванов — 85000.00; Петров — 90000.00</w:t>
-      </w:r>
     </w:p>
     <w:p>
       <w:pPr>
@@ -24973,12 +26366,10 @@
       <w:r>
         <w:rPr>
           <w:rFonts w:ascii="Segoe UI" w:eastAsia="Times New Roman" w:hAnsi="Segoe UI" w:cs="Segoe UI"/>
-          <w:b w:val="0"/>
-          <w:bCs/>
-          <w:color w:val="1F4EA8"/>
-          <w:lang w:eastAsia="ru-RU"/>
-        </w:rPr>
-        <w:t>Ответ: программное обеспечение для создания, хранения, обработки и управления базами данных.</w:t>
+          <w:color w:val="0F1115"/>
+          <w:lang w:eastAsia="ru-RU"/>
+        </w:rPr>
+        <w:t>СУБД – это программа, с помощью которой создают базы данных, хранят в них данные, добавляют, изменяют и удаляют их.</w:t>
       </w:r>
     </w:p>
     <w:p>
@@ -25034,18 +26425,16 @@
           <w:lang w:eastAsia="ru-RU"/>
         </w:rPr>
       </w:pPr>
-      <w:r>
-        <w:rPr>
-          <w:rFonts w:ascii="Segoe UI" w:eastAsia="Times New Roman" w:hAnsi="Segoe UI" w:cs="Segoe UI"/>
-          <w:b w:val="0"/>
-          <w:bCs/>
-          <w:color w:val="1F4EA8"/>
-          <w:lang w:eastAsia="ru-RU"/>
-        </w:rPr>
-        <w:t>Ответ: PostgreSQL — объектно-реляционная СУБД (порт 5432, pgAdmin, строгое следование стандарту SQL, сложные типы данных); MySQL — реляционная СУБД (порт 3306, MySQL Workbench), проще, популярна в веб-приложениях.</w:t>
-      </w:r>
       <w:proofErr w:type="spellStart"/>
       <w:proofErr w:type="spellEnd"/>
+      <w:r>
+        <w:rPr>
+          <w:rFonts w:ascii="Segoe UI" w:eastAsia="Times New Roman" w:hAnsi="Segoe UI" w:cs="Segoe UI"/>
+          <w:color w:val="0F1115"/>
+          <w:lang w:eastAsia="ru-RU"/>
+        </w:rPr>
+        <w:t>PostgreSQL – объектно-реляционная СУБД, она сложнее, но мощнее и чаще используется в крупных проектах, работает на порту 5432. MySQL – реляционная СУБД, она проще и чаще используется в веб-приложениях, работает на порту 3306.</w:t>
+      </w:r>
     </w:p>
     <w:p>
       <w:pPr>
@@ -25100,18 +26489,16 @@
           <w:lang w:eastAsia="ru-RU"/>
         </w:rPr>
       </w:pPr>
-      <w:r>
-        <w:rPr>
-          <w:rFonts w:ascii="Segoe UI" w:eastAsia="Times New Roman" w:hAnsi="Segoe UI" w:cs="Segoe UI"/>
-          <w:b w:val="0"/>
-          <w:bCs/>
-          <w:color w:val="1F4EA8"/>
-          <w:lang w:eastAsia="ru-RU"/>
-        </w:rPr>
-        <w:t>Ответ: графический инструмент для администрирования PostgreSQL: подключение к серверу, просмотр объектов БД, выполнение SQL-запросов (Query Tool).</w:t>
-      </w:r>
       <w:proofErr w:type="spellStart"/>
       <w:proofErr w:type="spellEnd"/>
+      <w:r>
+        <w:rPr>
+          <w:rFonts w:ascii="Segoe UI" w:eastAsia="Times New Roman" w:hAnsi="Segoe UI" w:cs="Segoe UI"/>
+          <w:color w:val="0F1115"/>
+          <w:lang w:eastAsia="ru-RU"/>
+        </w:rPr>
+        <w:t>pgAdmin – это программа с графическим интерфейсом для работы с PostgreSQL: в ней можно подключиться к серверу, посмотреть базы и таблицы и выполнять SQL-запросы.</w:t>
+      </w:r>
     </w:p>
     <w:p>
       <w:pPr>
@@ -25166,18 +26553,16 @@
           <w:lang w:eastAsia="ru-RU"/>
         </w:rPr>
       </w:pPr>
-      <w:r>
-        <w:rPr>
-          <w:rFonts w:ascii="Segoe UI" w:eastAsia="Times New Roman" w:hAnsi="Segoe UI" w:cs="Segoe UI"/>
-          <w:b w:val="0"/>
-          <w:bCs/>
-          <w:color w:val="1F4EA8"/>
-          <w:lang w:eastAsia="ru-RU"/>
-        </w:rPr>
-        <w:t>Ответ: 5432.</w:t>
-      </w:r>
       <w:proofErr w:type="spellStart"/>
       <w:proofErr w:type="spellEnd"/>
+      <w:r>
+        <w:rPr>
+          <w:rFonts w:ascii="Segoe UI" w:eastAsia="Times New Roman" w:hAnsi="Segoe UI" w:cs="Segoe UI"/>
+          <w:color w:val="0F1115"/>
+          <w:lang w:eastAsia="ru-RU"/>
+        </w:rPr>
+        <w:t>5432</w:t>
+      </w:r>
     </w:p>
     <w:p>
       <w:pPr>
@@ -25213,12 +26598,10 @@
       <w:r>
         <w:rPr>
           <w:rFonts w:ascii="Segoe UI" w:eastAsia="Times New Roman" w:hAnsi="Segoe UI" w:cs="Segoe UI"/>
-          <w:b w:val="0"/>
-          <w:bCs/>
-          <w:color w:val="1F4EA8"/>
-          <w:lang w:eastAsia="ru-RU"/>
-        </w:rPr>
-        <w:t>Ответ: 3306.</w:t>
+          <w:color w:val="0F1115"/>
+          <w:lang w:eastAsia="ru-RU"/>
+        </w:rPr>
+        <w:t>3306</w:t>
       </w:r>
     </w:p>
     <w:p>
@@ -25255,12 +26638,10 @@
       <w:r>
         <w:rPr>
           <w:rFonts w:ascii="Segoe UI" w:eastAsia="Times New Roman" w:hAnsi="Segoe UI" w:cs="Segoe UI"/>
-          <w:b w:val="0"/>
-          <w:bCs/>
-          <w:color w:val="1F4EA8"/>
-          <w:lang w:eastAsia="ru-RU"/>
-        </w:rPr>
-        <w:t>Ответ: SELECT version();</w:t>
+          <w:color w:val="0F1115"/>
+          <w:lang w:eastAsia="ru-RU"/>
+        </w:rPr>
+        <w:t>SELECT version();</w:t>
       </w:r>
     </w:p>
     <w:p>
@@ -25297,12 +26678,10 @@
       <w:r>
         <w:rPr>
           <w:rFonts w:ascii="Segoe UI" w:eastAsia="Times New Roman" w:hAnsi="Segoe UI" w:cs="Segoe UI"/>
-          <w:b w:val="0"/>
-          <w:bCs/>
-          <w:color w:val="1F4EA8"/>
-          <w:lang w:eastAsia="ru-RU"/>
-        </w:rPr>
-        <w:t>Ответ: CREATE DATABASE имя_бд;</w:t>
+          <w:color w:val="0F1115"/>
+          <w:lang w:eastAsia="ru-RU"/>
+        </w:rPr>
+        <w:t>CREATE DATABASE имя_базы;</w:t>
       </w:r>
     </w:p>
     <w:p>
@@ -25339,12 +26718,10 @@
       <w:r>
         <w:rPr>
           <w:rFonts w:ascii="Segoe UI" w:eastAsia="Times New Roman" w:hAnsi="Segoe UI" w:cs="Segoe UI"/>
-          <w:b w:val="0"/>
-          <w:bCs/>
-          <w:color w:val="1F4EA8"/>
-          <w:lang w:eastAsia="ru-RU"/>
-        </w:rPr>
-        <w:t>Ответ: SELECT * FROM имя_таблицы;</w:t>
+          <w:color w:val="0F1115"/>
+          <w:lang w:eastAsia="ru-RU"/>
+        </w:rPr>
+        <w:t>SELECT * FROM имя_таблицы;</w:t>
       </w:r>
     </w:p>
     <w:p>
@@ -25381,12 +26758,10 @@
       <w:r>
         <w:rPr>
           <w:rFonts w:ascii="Segoe UI" w:eastAsia="Times New Roman" w:hAnsi="Segoe UI" w:cs="Segoe UI"/>
-          <w:b w:val="0"/>
-          <w:bCs/>
-          <w:color w:val="1F4EA8"/>
-          <w:lang w:eastAsia="ru-RU"/>
-        </w:rPr>
-        <w:t>Ответ: SELECT ... WHERE условие;</w:t>
+          <w:color w:val="0F1115"/>
+          <w:lang w:eastAsia="ru-RU"/>
+        </w:rPr>
+        <w:t>SELECT с условием WHERE, например: SELECT * FROM students WHERE age &gt; 20;</w:t>
       </w:r>
     </w:p>
     <w:p>
@@ -25423,12 +26798,10 @@
       <w:r>
         <w:rPr>
           <w:rFonts w:ascii="Segoe UI" w:eastAsia="Times New Roman" w:hAnsi="Segoe UI" w:cs="Segoe UI"/>
-          <w:b w:val="0"/>
-          <w:bCs/>
-          <w:color w:val="1F4EA8"/>
-          <w:lang w:eastAsia="ru-RU"/>
-        </w:rPr>
-        <w:t>Ответ: SELECT ... ORDER BY поле [ASC|DESC];</w:t>
+          <w:color w:val="0F1115"/>
+          <w:lang w:eastAsia="ru-RU"/>
+        </w:rPr>
+        <w:t>SELECT с ORDER BY, например: SELECT * FROM students ORDER BY age DESC;</w:t>
       </w:r>
     </w:p>
     <w:p>
@@ -25465,12 +26838,10 @@
       <w:r>
         <w:rPr>
           <w:rFonts w:ascii="Segoe UI" w:eastAsia="Times New Roman" w:hAnsi="Segoe UI" w:cs="Segoe UI"/>
-          <w:b w:val="0"/>
-          <w:bCs/>
-          <w:color w:val="1F4EA8"/>
-          <w:lang w:eastAsia="ru-RU"/>
-        </w:rPr>
-        <w:t>Ответ: INSERT INTO таблица (поля) VALUES (...);</w:t>
+          <w:color w:val="0F1115"/>
+          <w:lang w:eastAsia="ru-RU"/>
+        </w:rPr>
+        <w:t>INSERT INTO, например: INSERT INTO students (name, age) VALUES ('Иванов Иван', 20);</w:t>
       </w:r>
     </w:p>
     <w:p>
@@ -25507,12 +26878,10 @@
       <w:r>
         <w:rPr>
           <w:rFonts w:ascii="Segoe UI" w:eastAsia="Times New Roman" w:hAnsi="Segoe UI" w:cs="Segoe UI"/>
-          <w:b w:val="0"/>
-          <w:bCs/>
-          <w:color w:val="1F4EA8"/>
-          <w:lang w:eastAsia="ru-RU"/>
-        </w:rPr>
-        <w:t>Ответ: UPDATE таблица SET поле = значение WHERE условие;</w:t>
+          <w:color w:val="0F1115"/>
+          <w:lang w:eastAsia="ru-RU"/>
+        </w:rPr>
+        <w:t>UPDATE, например: UPDATE students SET age = 22 WHERE id = 1;</w:t>
       </w:r>
     </w:p>
     <w:p>
@@ -25549,12 +26918,10 @@
       <w:r>
         <w:rPr>
           <w:rFonts w:ascii="Segoe UI" w:eastAsia="Times New Roman" w:hAnsi="Segoe UI" w:cs="Segoe UI"/>
-          <w:b w:val="0"/>
-          <w:bCs/>
-          <w:color w:val="1F4EA8"/>
-          <w:lang w:eastAsia="ru-RU"/>
-        </w:rPr>
-        <w:t>Ответ: DELETE FROM таблица WHERE условие;</w:t>
+          <w:color w:val="0F1115"/>
+          <w:lang w:eastAsia="ru-RU"/>
+        </w:rPr>
+        <w:t>DELETE, например: DELETE FROM students WHERE id = 1;</w:t>
       </w:r>
     </w:p>
     <w:p>
@@ -25591,12 +26958,10 @@
       <w:r>
         <w:rPr>
           <w:rFonts w:ascii="Segoe UI" w:eastAsia="Times New Roman" w:hAnsi="Segoe UI" w:cs="Segoe UI"/>
-          <w:b w:val="0"/>
-          <w:bCs/>
-          <w:color w:val="1F4EA8"/>
-          <w:lang w:eastAsia="ru-RU"/>
-        </w:rPr>
-        <w:t>Ответ: первичный ключ — поле (набор полей), однозначно идентифицирующее запись: уникально и NOT NULL.</w:t>
+          <w:color w:val="0F1115"/>
+          <w:lang w:eastAsia="ru-RU"/>
+        </w:rPr>
+        <w:t>PRIMARY KEY – это первичный ключ, поле, которое однозначно определяет каждую запись в таблице. Значения в нём не повторяются и не могут быть пустыми.</w:t>
       </w:r>
     </w:p>
     <w:p>
@@ -25633,12 +26998,10 @@
       <w:r>
         <w:rPr>
           <w:rFonts w:ascii="Segoe UI" w:eastAsia="Times New Roman" w:hAnsi="Segoe UI" w:cs="Segoe UI"/>
-          <w:b w:val="0"/>
-          <w:bCs/>
-          <w:color w:val="1F4EA8"/>
-          <w:lang w:eastAsia="ru-RU"/>
-        </w:rPr>
-        <w:t>Ответ: внешний ключ — поле, ссылающееся на первичный ключ другой таблицы; обеспечивает ссылочную целостность (пример: employees.department_id → departments.id).</w:t>
+          <w:color w:val="0F1115"/>
+          <w:lang w:eastAsia="ru-RU"/>
+        </w:rPr>
+        <w:t>FOREIGN KEY – это внешний ключ, поле, которое ссылается на первичный ключ другой таблицы и связывает таблицы между собой. Например, employees.department_id ссылается на departments.id.</w:t>
       </w:r>
     </w:p>
     <w:p>

--- a/RT/РТ (УП11) пара 2 ст Ермилов Д.Е..docx
+++ b/RT/РТ (УП11) пара 2 ст Ермилов Д.Е..docx
@@ -86,7 +86,7 @@
           <w:color w:val="0F1115"/>
           <w:lang w:eastAsia="ru-RU"/>
         </w:rPr>
-        <w:t> 09.02.07 Информационные системы и программирование</w:t>
+        <w:t xml:space="preserve"> 09.02.07 Информационные системы и программирование</w:t>
       </w:r>
       <w:r>
         <w:rPr>
@@ -192,7 +192,7 @@
           <w:color w:val="0F1115"/>
           <w:lang w:eastAsia="ru-RU"/>
         </w:rPr>
-        <w:t> 90 минут</w:t>
+        <w:t xml:space="preserve"> 90 минут</w:t>
       </w:r>
       <w:r>
         <w:rPr>
@@ -218,7 +218,7 @@
           <w:color w:val="0F1115"/>
           <w:lang w:eastAsia="ru-RU"/>
         </w:rPr>
-        <w:t> 12.10.2026</w:t>
+        <w:t xml:space="preserve"> 12.10.2026</w:t>
       </w:r>
       <w:r>
         <w:rPr>
@@ -270,7 +270,7 @@
           <w:color w:val="0F1115"/>
           <w:lang w:eastAsia="ru-RU"/>
         </w:rPr>
-        <w:t> ЗИП-1-24</w:t>
+        <w:t xml:space="preserve"> 3ИП-1-24</w:t>
       </w:r>
     </w:p>
     <w:p>
@@ -1305,7 +1305,6 @@
           <w:color w:val="0F1115"/>
           <w:lang w:eastAsia="ru-RU"/>
         </w:rPr>
-        <w:lastRenderedPageBreak/>
         <w:t>Создавать и удалять базы данных, таблицы;</w:t>
       </w:r>
     </w:p>
@@ -1426,7 +1425,7 @@
           <w:color w:val="0F1115"/>
           <w:lang w:eastAsia="ru-RU"/>
         </w:rPr>
-        <w:t> (Система Управления Базами Данных) — это программное обеспечение для создания, хранения, обработки и управления базами данных.</w:t>
+        <w:t xml:space="preserve"> (Система Управления Базами Данных) — это программное обеспечение для создания, хранения, обработки и управления базами данных.</w:t>
       </w:r>
     </w:p>
     <w:p>
@@ -3021,7 +3020,6 @@
           <w:szCs w:val="30"/>
           <w:lang w:eastAsia="ru-RU"/>
         </w:rPr>
-        <w:lastRenderedPageBreak/>
         <w:t>4. Основные объекты БД</w:t>
       </w:r>
     </w:p>
@@ -4369,7 +4367,6 @@
           <w:color w:val="0F1115"/>
           <w:lang w:eastAsia="ru-RU"/>
         </w:rPr>
-        <w:lastRenderedPageBreak/>
         <w:t>Выберите одну СУБД:</w:t>
       </w:r>
     </w:p>
@@ -4752,7 +4749,7 @@
           <w:color w:val="0F1115"/>
           <w:lang w:eastAsia="ru-RU"/>
         </w:rPr>
-        <w:t> Скачайте установщик</w:t>
+        <w:t xml:space="preserve"> Скачайте установщик</w:t>
       </w:r>
     </w:p>
     <w:tbl>
@@ -4945,7 +4942,7 @@
                 <w:szCs w:val="23"/>
                 <w:lang w:eastAsia="ru-RU"/>
               </w:rPr>
-              <w:t>Перейдите на </w:t>
+              <w:t xml:space="preserve">Перейдите на </w:t>
             </w:r>
             <w:hyperlink r:id="rId5" w:tgtFrame="_blank" w:history="1">
               <w:r>
@@ -5159,7 +5156,7 @@
           <w:color w:val="0F1115"/>
           <w:lang w:eastAsia="ru-RU"/>
         </w:rPr>
-        <w:t> Запустите установщик</w:t>
+        <w:t xml:space="preserve"> Запустите установщик</w:t>
       </w:r>
     </w:p>
     <w:tbl>
@@ -5553,7 +5550,7 @@
           <w:color w:val="0F1115"/>
           <w:lang w:eastAsia="ru-RU"/>
         </w:rPr>
-        <w:t> Выберите компоненты</w:t>
+        <w:t xml:space="preserve"> Выберите компоненты</w:t>
       </w:r>
     </w:p>
     <w:tbl>
@@ -5607,7 +5604,6 @@
                 <w:szCs w:val="23"/>
                 <w:lang w:eastAsia="ru-RU"/>
               </w:rPr>
-              <w:lastRenderedPageBreak/>
               <w:t>Компонент</w:t>
             </w:r>
           </w:p>
@@ -5992,7 +5988,7 @@
           <w:color w:val="0F1115"/>
           <w:lang w:eastAsia="ru-RU"/>
         </w:rPr>
-        <w:t> Задайте пароль</w:t>
+        <w:t xml:space="preserve"> Задайте пароль</w:t>
       </w:r>
     </w:p>
     <w:tbl>
@@ -6252,7 +6248,7 @@
           <w:color w:val="0F1115"/>
           <w:lang w:eastAsia="ru-RU"/>
         </w:rPr>
-        <w:t> </w:t>
+        <w:t xml:space="preserve"> </w:t>
       </w:r>
       <w:r>
         <w:rPr>
@@ -6291,7 +6287,7 @@
           <w:color w:val="0F1115"/>
           <w:lang w:eastAsia="ru-RU"/>
         </w:rPr>
-        <w:t> Задайте порт</w:t>
+        <w:t xml:space="preserve"> Задайте порт</w:t>
       </w:r>
     </w:p>
     <w:tbl>
@@ -6460,7 +6456,7 @@
                 <w:szCs w:val="23"/>
                 <w:lang w:eastAsia="ru-RU"/>
               </w:rPr>
-              <w:t> (по умолчанию)</w:t>
+              <w:t xml:space="preserve"> (по умолчанию)</w:t>
             </w:r>
           </w:p>
         </w:tc>
@@ -6492,7 +6488,7 @@
           <w:color w:val="0F1115"/>
           <w:lang w:eastAsia="ru-RU"/>
         </w:rPr>
-        <w:t> Завершите установку</w:t>
+        <w:t xml:space="preserve"> Завершите установку</w:t>
       </w:r>
     </w:p>
     <w:tbl>
@@ -6857,7 +6853,7 @@
           <w:color w:val="0F1115"/>
           <w:lang w:eastAsia="ru-RU"/>
         </w:rPr>
-        <w:t> Скачайте установщик</w:t>
+        <w:t xml:space="preserve"> Скачайте установщик</w:t>
       </w:r>
     </w:p>
     <w:tbl>
@@ -6911,7 +6907,6 @@
                 <w:szCs w:val="23"/>
                 <w:lang w:eastAsia="ru-RU"/>
               </w:rPr>
-              <w:lastRenderedPageBreak/>
               <w:t>Действие</w:t>
             </w:r>
           </w:p>
@@ -7051,7 +7046,7 @@
                 <w:szCs w:val="23"/>
                 <w:lang w:eastAsia="ru-RU"/>
               </w:rPr>
-              <w:t>Перейдите на </w:t>
+              <w:t xml:space="preserve">Перейдите на </w:t>
             </w:r>
             <w:hyperlink r:id="rId6" w:tgtFrame="_blank" w:history="1">
               <w:r>
@@ -7208,7 +7203,7 @@
           <w:color w:val="0F1115"/>
           <w:lang w:eastAsia="ru-RU"/>
         </w:rPr>
-        <w:t> Запустите установщик</w:t>
+        <w:t xml:space="preserve"> Запустите установщик</w:t>
       </w:r>
     </w:p>
     <w:tbl>
@@ -7554,7 +7549,7 @@
           <w:color w:val="0F1115"/>
           <w:lang w:eastAsia="ru-RU"/>
         </w:rPr>
-        <w:t> Выберите компоненты</w:t>
+        <w:t xml:space="preserve"> Выберите компоненты</w:t>
       </w:r>
     </w:p>
     <w:tbl>
@@ -7891,7 +7886,7 @@
           <w:color w:val="0F1115"/>
           <w:lang w:eastAsia="ru-RU"/>
         </w:rPr>
-        <w:t> Задайте пароль</w:t>
+        <w:t xml:space="preserve"> Задайте пароль</w:t>
       </w:r>
     </w:p>
     <w:tbl>
@@ -8162,7 +8157,7 @@
           <w:color w:val="0F1115"/>
           <w:lang w:eastAsia="ru-RU"/>
         </w:rPr>
-        <w:t> </w:t>
+        <w:t xml:space="preserve"> </w:t>
       </w:r>
       <w:r>
         <w:rPr>
@@ -8201,7 +8196,7 @@
           <w:color w:val="0F1115"/>
           <w:lang w:eastAsia="ru-RU"/>
         </w:rPr>
-        <w:t> Задайте порт</w:t>
+        <w:t xml:space="preserve"> Задайте порт</w:t>
       </w:r>
     </w:p>
     <w:tbl>
@@ -8255,7 +8250,6 @@
                 <w:szCs w:val="23"/>
                 <w:lang w:eastAsia="ru-RU"/>
               </w:rPr>
-              <w:lastRenderedPageBreak/>
               <w:t>Параметр</w:t>
             </w:r>
           </w:p>
@@ -8371,7 +8365,7 @@
                 <w:szCs w:val="23"/>
                 <w:lang w:eastAsia="ru-RU"/>
               </w:rPr>
-              <w:t> (по умолчанию)</w:t>
+              <w:t xml:space="preserve"> (по умолчанию)</w:t>
             </w:r>
           </w:p>
         </w:tc>
@@ -8403,7 +8397,7 @@
           <w:color w:val="0F1115"/>
           <w:lang w:eastAsia="ru-RU"/>
         </w:rPr>
-        <w:t> Завершите установку</w:t>
+        <w:t xml:space="preserve"> Завершите установку</w:t>
       </w:r>
     </w:p>
     <w:tbl>
@@ -8701,7 +8695,7 @@
           <w:color w:val="0F1115"/>
           <w:lang w:eastAsia="ru-RU"/>
         </w:rPr>
-        <w:t> </w:t>
+        <w:t xml:space="preserve"> </w:t>
       </w:r>
       <w:r>
         <w:rPr>
@@ -9166,7 +9160,7 @@
           <w:color w:val="0F1115"/>
           <w:lang w:eastAsia="ru-RU"/>
         </w:rPr>
-        <w:t> Создайте подключение</w:t>
+        <w:t xml:space="preserve"> Создайте подключение</w:t>
       </w:r>
     </w:p>
     <w:tbl>
@@ -9605,7 +9599,6 @@
                 <w:szCs w:val="23"/>
                 <w:lang w:eastAsia="ru-RU"/>
               </w:rPr>
-              <w:lastRenderedPageBreak/>
               <w:t>Port</w:t>
             </w:r>
           </w:p>
@@ -9813,7 +9806,7 @@
           <w:color w:val="0F1115"/>
           <w:lang w:eastAsia="ru-RU"/>
         </w:rPr>
-        <w:t> Настройте параметры подключения</w:t>
+        <w:t xml:space="preserve"> Настройте параметры подключения</w:t>
       </w:r>
     </w:p>
     <w:tbl>
@@ -10108,7 +10101,7 @@
           <w:color w:val="0F1115"/>
           <w:lang w:eastAsia="ru-RU"/>
         </w:rPr>
-        <w:t> Проверьте подключение</w:t>
+        <w:t xml:space="preserve"> Проверьте подключение</w:t>
       </w:r>
     </w:p>
     <w:tbl>
@@ -10962,7 +10955,6 @@
           <w:color w:val="0F1115"/>
           <w:lang w:eastAsia="ru-RU"/>
         </w:rPr>
-        <w:lastRenderedPageBreak/>
         <w:t>Шаг 2.</w:t>
       </w:r>
       <w:r>
@@ -10971,7 +10963,7 @@
           <w:color w:val="0F1115"/>
           <w:lang w:eastAsia="ru-RU"/>
         </w:rPr>
-        <w:t> Создайте подключение</w:t>
+        <w:t xml:space="preserve"> Создайте подключение</w:t>
       </w:r>
     </w:p>
     <w:tbl>
@@ -11554,7 +11546,7 @@
           <w:color w:val="0F1115"/>
           <w:lang w:eastAsia="ru-RU"/>
         </w:rPr>
-        <w:t> Настройте параметры</w:t>
+        <w:t xml:space="preserve"> Настройте параметры</w:t>
       </w:r>
     </w:p>
     <w:tbl>
@@ -11836,7 +11828,7 @@
           <w:color w:val="0F1115"/>
           <w:lang w:eastAsia="ru-RU"/>
         </w:rPr>
-        <w:t> Проверьте подключение</w:t>
+        <w:t xml:space="preserve"> Проверьте подключение</w:t>
       </w:r>
     </w:p>
     <w:tbl>
@@ -12162,7 +12154,7 @@
           <w:color w:val="0F1115"/>
           <w:lang w:eastAsia="ru-RU"/>
         </w:rPr>
-        <w:t> </w:t>
+        <w:t xml:space="preserve"> </w:t>
       </w:r>
       <w:r>
         <w:rPr>
@@ -12259,7 +12251,7 @@
           <w:color w:val="0F1115"/>
           <w:lang w:eastAsia="ru-RU"/>
         </w:rPr>
-        <w:t> Версия СУБД</w:t>
+        <w:t xml:space="preserve"> Версия СУБД</w:t>
       </w:r>
     </w:p>
     <w:p>
@@ -12283,7 +12275,6 @@
           <w:szCs w:val="18"/>
           <w:lang w:eastAsia="ru-RU"/>
         </w:rPr>
-        <w:lastRenderedPageBreak/>
         <w:t>sql</w:t>
       </w:r>
       <w:proofErr w:type="spellEnd"/>
@@ -12416,7 +12407,7 @@
           <w:color w:val="0F1115"/>
           <w:lang w:eastAsia="ru-RU"/>
         </w:rPr>
-        <w:t> Текущая дата</w:t>
+        <w:t xml:space="preserve"> Текущая дата</w:t>
       </w:r>
     </w:p>
     <w:p>
@@ -12588,7 +12579,7 @@
           <w:color w:val="0F1115"/>
           <w:lang w:val="en-US" w:eastAsia="ru-RU"/>
         </w:rPr>
-        <w:t> </w:t>
+        <w:t xml:space="preserve"> </w:t>
       </w:r>
       <w:r>
         <w:rPr>
@@ -12764,7 +12755,7 @@
           <w:color w:val="0F1115"/>
           <w:lang w:eastAsia="ru-RU"/>
         </w:rPr>
-        <w:t> Арифметика</w:t>
+        <w:t xml:space="preserve"> Арифметика</w:t>
       </w:r>
     </w:p>
     <w:p>
@@ -13010,7 +13001,7 @@
           <w:color w:val="0F1115"/>
           <w:lang w:val="en-US" w:eastAsia="ru-RU"/>
         </w:rPr>
-        <w:t> </w:t>
+        <w:t xml:space="preserve"> </w:t>
       </w:r>
       <w:r>
         <w:rPr>
@@ -13300,7 +13291,7 @@
           <w:color w:val="0F1115"/>
           <w:lang w:val="en-US" w:eastAsia="ru-RU"/>
         </w:rPr>
-        <w:t> </w:t>
+        <w:t xml:space="preserve"> </w:t>
       </w:r>
       <w:r>
         <w:rPr>
@@ -13364,7 +13355,7 @@
           <w:color w:val="0F1115"/>
           <w:lang w:eastAsia="ru-RU"/>
         </w:rPr>
-        <w:t> Создание</w:t>
+        <w:t xml:space="preserve"> Создание</w:t>
       </w:r>
       <w:r>
         <w:rPr>
@@ -13558,7 +13549,7 @@
           <w:color w:val="0F1115"/>
           <w:lang w:eastAsia="ru-RU"/>
         </w:rPr>
-        <w:t> Список БД</w:t>
+        <w:t xml:space="preserve"> Список БД</w:t>
       </w:r>
     </w:p>
     <w:p>
@@ -13779,7 +13770,6 @@
           <w:szCs w:val="20"/>
           <w:lang w:eastAsia="ru-RU"/>
         </w:rPr>
-        <w:lastRenderedPageBreak/>
         <w:t>-- MySQL</w:t>
       </w:r>
     </w:p>
@@ -13909,7 +13899,7 @@
           <w:color w:val="0F1115"/>
           <w:lang w:eastAsia="ru-RU"/>
         </w:rPr>
-        <w:t> Подключение к БД</w:t>
+        <w:t xml:space="preserve"> Подключение к БД</w:t>
       </w:r>
     </w:p>
     <w:p>
@@ -14275,7 +14265,7 @@
           <w:color w:val="0F1115"/>
           <w:lang w:val="en-US" w:eastAsia="ru-RU"/>
         </w:rPr>
-        <w:t> </w:t>
+        <w:t xml:space="preserve"> </w:t>
       </w:r>
       <w:r>
         <w:rPr>
@@ -14511,7 +14501,7 @@
           <w:color w:val="0F1115"/>
           <w:lang w:val="en-US" w:eastAsia="ru-RU"/>
         </w:rPr>
-        <w:t> </w:t>
+        <w:t xml:space="preserve"> </w:t>
       </w:r>
       <w:r>
         <w:rPr>
@@ -15381,7 +15371,7 @@
           <w:color w:val="0F1115"/>
           <w:lang w:eastAsia="ru-RU"/>
         </w:rPr>
-        <w:t> Вставка данных</w:t>
+        <w:t xml:space="preserve"> Вставка данных</w:t>
       </w:r>
     </w:p>
     <w:p>
@@ -16002,7 +15992,7 @@
           <w:color w:val="0F1115"/>
           <w:lang w:eastAsia="ru-RU"/>
         </w:rPr>
-        <w:t> Выбор всех данных</w:t>
+        <w:t xml:space="preserve"> Выбор всех данных</w:t>
       </w:r>
     </w:p>
     <w:p>
@@ -16763,7 +16753,7 @@
           <w:color w:val="0F1115"/>
           <w:lang w:eastAsia="ru-RU"/>
         </w:rPr>
-        <w:t> Фильтрация (WHERE)</w:t>
+        <w:t xml:space="preserve"> Фильтрация (WHERE)</w:t>
       </w:r>
     </w:p>
     <w:p>
@@ -17298,7 +17288,7 @@
           <w:color w:val="0F1115"/>
           <w:lang w:eastAsia="ru-RU"/>
         </w:rPr>
-        <w:t> Сортировка (ORDER BY)</w:t>
+        <w:t xml:space="preserve"> Сортировка (ORDER BY)</w:t>
       </w:r>
     </w:p>
     <w:p>
@@ -18101,7 +18091,7 @@
           <w:color w:val="0F1115"/>
           <w:lang w:eastAsia="ru-RU"/>
         </w:rPr>
-        <w:t> Обновление (UPDATE)</w:t>
+        <w:t xml:space="preserve"> Обновление (UPDATE)</w:t>
       </w:r>
     </w:p>
     <w:p>
@@ -18411,7 +18401,7 @@
           <w:color w:val="0F1115"/>
           <w:lang w:eastAsia="ru-RU"/>
         </w:rPr>
-        <w:t> Удаление (DELETE)</w:t>
+        <w:t xml:space="preserve"> Удаление (DELETE)</w:t>
       </w:r>
     </w:p>
     <w:p>
@@ -18679,7 +18669,7 @@
           <w:color w:val="0F1115"/>
           <w:lang w:eastAsia="ru-RU"/>
         </w:rPr>
-        <w:t> Удаление таблицы</w:t>
+        <w:t xml:space="preserve"> Удаление таблицы</w:t>
       </w:r>
     </w:p>
     <w:p>
@@ -18871,7 +18861,7 @@
           <w:color w:val="0F1115"/>
           <w:lang w:eastAsia="ru-RU"/>
         </w:rPr>
-        <w:t> Удаление БД</w:t>
+        <w:t xml:space="preserve"> Удаление БД</w:t>
       </w:r>
     </w:p>
     <w:p>
@@ -19168,7 +19158,7 @@
           <w:color w:val="0F1115"/>
           <w:lang w:eastAsia="ru-RU"/>
         </w:rPr>
-        <w:t> Создайте БД </w:t>
+        <w:t xml:space="preserve"> Создайте БД </w:t>
       </w:r>
       <w:proofErr w:type="spellStart"/>
       <w:r>
@@ -19351,7 +19341,7 @@
           <w:color w:val="0F1115"/>
           <w:lang w:eastAsia="ru-RU"/>
         </w:rPr>
-        <w:t> Создайте таблицу </w:t>
+        <w:t xml:space="preserve"> Создайте таблицу </w:t>
       </w:r>
       <w:proofErr w:type="spellStart"/>
       <w:r>
@@ -20140,7 +20130,7 @@
           <w:color w:val="0F1115"/>
           <w:lang w:eastAsia="ru-RU"/>
         </w:rPr>
-        <w:t> Вставьте 3 товара</w:t>
+        <w:t xml:space="preserve"> Вставьте 3 товара</w:t>
       </w:r>
     </w:p>
     <w:p>
@@ -20185,7 +20175,6 @@
           <w:szCs w:val="18"/>
           <w:lang w:eastAsia="ru-RU"/>
         </w:rPr>
-        <w:lastRenderedPageBreak/>
         <w:t>sql</w:t>
       </w:r>
       <w:proofErr w:type="spellEnd"/>
@@ -20441,7 +20430,7 @@
           <w:color w:val="0F1115"/>
           <w:lang w:eastAsia="ru-RU"/>
         </w:rPr>
-        <w:t> Создайте БД </w:t>
+        <w:t xml:space="preserve"> Создайте БД </w:t>
       </w:r>
       <w:proofErr w:type="spellStart"/>
       <w:r>
@@ -20648,7 +20637,7 @@
           <w:color w:val="0F1115"/>
           <w:lang w:eastAsia="ru-RU"/>
         </w:rPr>
-        <w:t> Создайте таблицу </w:t>
+        <w:t xml:space="preserve"> Создайте таблицу </w:t>
       </w:r>
       <w:proofErr w:type="spellStart"/>
       <w:r>
@@ -21745,7 +21734,7 @@
           <w:color w:val="0F1115"/>
           <w:lang w:eastAsia="ru-RU"/>
         </w:rPr>
-        <w:t> Вставьте 5 книг</w:t>
+        <w:t xml:space="preserve"> Вставьте 5 книг</w:t>
       </w:r>
     </w:p>
     <w:p>
@@ -22103,7 +22092,7 @@
           <w:color w:val="0F1115"/>
           <w:lang w:eastAsia="ru-RU"/>
         </w:rPr>
-        <w:t> Выполните запросы:</w:t>
+        <w:t xml:space="preserve"> Выполните запросы:</w:t>
       </w:r>
     </w:p>
     <w:tbl>
@@ -22158,7 +22147,6 @@
                 <w:szCs w:val="23"/>
                 <w:lang w:eastAsia="ru-RU"/>
               </w:rPr>
-              <w:lastRenderedPageBreak/>
               <w:t>№</w:t>
             </w:r>
           </w:p>
@@ -22733,7 +22721,7 @@
           <w:color w:val="0F1115"/>
           <w:lang w:eastAsia="ru-RU"/>
         </w:rPr>
-        <w:t> Создайте БД </w:t>
+        <w:t xml:space="preserve"> Создайте БД </w:t>
       </w:r>
       <w:proofErr w:type="spellStart"/>
       <w:r>
@@ -22940,7 +22928,7 @@
           <w:color w:val="0F1115"/>
           <w:lang w:eastAsia="ru-RU"/>
         </w:rPr>
-        <w:t> Создайте 2 таблицы:</w:t>
+        <w:t xml:space="preserve"> Создайте 2 таблицы:</w:t>
       </w:r>
     </w:p>
     <w:p>
@@ -22961,7 +22949,7 @@
           <w:color w:val="0F1115"/>
           <w:lang w:eastAsia="ru-RU"/>
         </w:rPr>
-        <w:t>Таблица </w:t>
+        <w:t xml:space="preserve">Таблица </w:t>
       </w:r>
       <w:proofErr w:type="spellStart"/>
       <w:r>
@@ -23341,7 +23329,7 @@
           <w:color w:val="0F1115"/>
           <w:lang w:eastAsia="ru-RU"/>
         </w:rPr>
-        <w:t>Таблица </w:t>
+        <w:t xml:space="preserve">Таблица </w:t>
       </w:r>
       <w:proofErr w:type="spellStart"/>
       <w:r>
@@ -23987,7 +23975,6 @@
           <w:color w:val="0F1115"/>
           <w:lang w:eastAsia="ru-RU"/>
         </w:rPr>
-        <w:lastRenderedPageBreak/>
         <w:t>SQL:</w:t>
       </w:r>
     </w:p>
@@ -24489,7 +24476,7 @@
           <w:color w:val="0F1115"/>
           <w:lang w:eastAsia="ru-RU"/>
         </w:rPr>
-        <w:t> Вставьте данные:</w:t>
+        <w:t xml:space="preserve"> Вставьте данные:</w:t>
       </w:r>
     </w:p>
     <w:tbl>
@@ -25239,7 +25226,7 @@
           <w:color w:val="0F1115"/>
           <w:lang w:eastAsia="ru-RU"/>
         </w:rPr>
-        <w:t> Выполните запросы:</w:t>
+        <w:t xml:space="preserve"> Выполните запросы:</w:t>
       </w:r>
     </w:p>
     <w:tbl>
@@ -25910,7 +25897,7 @@
           <w:color w:val="0F1115"/>
           <w:lang w:eastAsia="ru-RU"/>
         </w:rPr>
-        <w:t> Обновите и удалите:</w:t>
+        <w:t xml:space="preserve"> Обновите и удалите:</w:t>
       </w:r>
     </w:p>
     <w:tbl>
@@ -26167,7 +26154,6 @@
                 <w:szCs w:val="23"/>
                 <w:lang w:eastAsia="ru-RU"/>
               </w:rPr>
-              <w:lastRenderedPageBreak/>
               <w:t>2</w:t>
             </w:r>
           </w:p>
@@ -27124,7 +27110,6 @@
                 <w:szCs w:val="23"/>
                 <w:lang w:eastAsia="ru-RU"/>
               </w:rPr>
-              <w:lastRenderedPageBreak/>
               <w:t>№</w:t>
             </w:r>
           </w:p>
@@ -29140,7 +29125,6 @@
                 <w:szCs w:val="23"/>
                 <w:lang w:eastAsia="ru-RU"/>
               </w:rPr>
-              <w:lastRenderedPageBreak/>
               <w:t>4</w:t>
             </w:r>
           </w:p>
@@ -30637,6 +30621,9 @@
                 <w:lang w:eastAsia="ru-RU"/>
               </w:rPr>
             </w:pPr>
+            <w:r>
+              <w:t>2</w:t>
+            </w:r>
           </w:p>
         </w:tc>
       </w:tr>
@@ -30670,7 +30657,6 @@
                 <w:szCs w:val="23"/>
                 <w:lang w:eastAsia="ru-RU"/>
               </w:rPr>
-              <w:lastRenderedPageBreak/>
               <w:t>2</w:t>
             </w:r>
           </w:p>
@@ -30763,6 +30749,9 @@
                 <w:lang w:eastAsia="ru-RU"/>
               </w:rPr>
             </w:pPr>
+            <w:r>
+              <w:t>2</w:t>
+            </w:r>
           </w:p>
         </w:tc>
       </w:tr>
@@ -30888,6 +30877,9 @@
                 <w:lang w:eastAsia="ru-RU"/>
               </w:rPr>
             </w:pPr>
+            <w:r>
+              <w:t>2</w:t>
+            </w:r>
           </w:p>
         </w:tc>
       </w:tr>
@@ -31013,6 +31005,9 @@
                 <w:lang w:eastAsia="ru-RU"/>
               </w:rPr>
             </w:pPr>
+            <w:r>
+              <w:t>2</w:t>
+            </w:r>
           </w:p>
         </w:tc>
       </w:tr>
@@ -31138,6 +31133,9 @@
                 <w:lang w:eastAsia="ru-RU"/>
               </w:rPr>
             </w:pPr>
+            <w:r>
+              <w:t>2</w:t>
+            </w:r>
           </w:p>
         </w:tc>
       </w:tr>
@@ -31263,6 +31261,9 @@
                 <w:lang w:eastAsia="ru-RU"/>
               </w:rPr>
             </w:pPr>
+            <w:r>
+              <w:t>2</w:t>
+            </w:r>
           </w:p>
         </w:tc>
       </w:tr>
@@ -31388,6 +31389,9 @@
                 <w:lang w:eastAsia="ru-RU"/>
               </w:rPr>
             </w:pPr>
+            <w:r>
+              <w:t>2</w:t>
+            </w:r>
           </w:p>
         </w:tc>
       </w:tr>
@@ -31513,6 +31517,9 @@
                 <w:lang w:eastAsia="ru-RU"/>
               </w:rPr>
             </w:pPr>
+            <w:r>
+              <w:t>2</w:t>
+            </w:r>
           </w:p>
         </w:tc>
       </w:tr>
@@ -31638,6 +31645,9 @@
                 <w:lang w:eastAsia="ru-RU"/>
               </w:rPr>
             </w:pPr>
+            <w:r>
+              <w:t>2</w:t>
+            </w:r>
           </w:p>
         </w:tc>
       </w:tr>
@@ -31763,6 +31773,9 @@
                 <w:lang w:eastAsia="ru-RU"/>
               </w:rPr>
             </w:pPr>
+            <w:r>
+              <w:t>2</w:t>
+            </w:r>
           </w:p>
         </w:tc>
       </w:tr>
@@ -31888,6 +31901,9 @@
                 <w:lang w:eastAsia="ru-RU"/>
               </w:rPr>
             </w:pPr>
+            <w:r>
+              <w:t>2</w:t>
+            </w:r>
           </w:p>
         </w:tc>
       </w:tr>
@@ -32013,6 +32029,9 @@
                 <w:lang w:eastAsia="ru-RU"/>
               </w:rPr>
             </w:pPr>
+            <w:r>
+              <w:t>2</w:t>
+            </w:r>
           </w:p>
         </w:tc>
       </w:tr>
@@ -32138,6 +32157,9 @@
                 <w:lang w:eastAsia="ru-RU"/>
               </w:rPr>
             </w:pPr>
+            <w:r>
+              <w:t>2</w:t>
+            </w:r>
           </w:p>
         </w:tc>
       </w:tr>
@@ -32263,6 +32285,9 @@
                 <w:lang w:eastAsia="ru-RU"/>
               </w:rPr>
             </w:pPr>
+            <w:r>
+              <w:t>2</w:t>
+            </w:r>
           </w:p>
         </w:tc>
       </w:tr>
@@ -32388,6 +32413,9 @@
                 <w:lang w:eastAsia="ru-RU"/>
               </w:rPr>
             </w:pPr>
+            <w:r>
+              <w:t>2</w:t>
+            </w:r>
           </w:p>
         </w:tc>
       </w:tr>
@@ -32508,6 +32536,9 @@
                 <w:lang w:eastAsia="ru-RU"/>
               </w:rPr>
             </w:pPr>
+            <w:r>
+              <w:t>30</w:t>
+            </w:r>
           </w:p>
         </w:tc>
       </w:tr>
@@ -32706,7 +32737,6 @@
           <w:color w:val="0F1115"/>
           <w:lang w:eastAsia="ru-RU"/>
         </w:rPr>
-        <w:lastRenderedPageBreak/>
         <w:t>Что такое СУБД</w:t>
       </w:r>
     </w:p>
@@ -33265,7 +33295,7 @@
                 <w:szCs w:val="23"/>
                 <w:lang w:eastAsia="ru-RU"/>
               </w:rPr>
-              <w:t>Скачать с </w:t>
+              <w:t xml:space="preserve">Скачать с </w:t>
             </w:r>
             <w:hyperlink r:id="rId7" w:tgtFrame="_blank" w:history="1">
               <w:r>
@@ -33522,7 +33552,7 @@
                 <w:szCs w:val="23"/>
                 <w:lang w:eastAsia="ru-RU"/>
               </w:rPr>
-              <w:t>Задать пароль: </w:t>
+              <w:t xml:space="preserve">Задать пароль: </w:t>
             </w:r>
             <w:r>
               <w:rPr>
@@ -33601,7 +33631,7 @@
                 <w:szCs w:val="23"/>
                 <w:lang w:eastAsia="ru-RU"/>
               </w:rPr>
-              <w:t>Задать порт: </w:t>
+              <w:t xml:space="preserve">Задать порт: </w:t>
             </w:r>
             <w:r>
               <w:rPr>
@@ -33869,7 +33899,7 @@
                 <w:szCs w:val="23"/>
                 <w:lang w:eastAsia="ru-RU"/>
               </w:rPr>
-              <w:t>Скачать с </w:t>
+              <w:t xml:space="preserve">Скачать с </w:t>
             </w:r>
             <w:hyperlink r:id="rId8" w:tgtFrame="_blank" w:history="1">
               <w:r>
@@ -33917,7 +33947,6 @@
                 <w:szCs w:val="23"/>
                 <w:lang w:eastAsia="ru-RU"/>
               </w:rPr>
-              <w:lastRenderedPageBreak/>
               <w:t>2</w:t>
             </w:r>
           </w:p>
@@ -34186,7 +34215,7 @@
                 <w:szCs w:val="23"/>
                 <w:lang w:eastAsia="ru-RU"/>
               </w:rPr>
-              <w:t>Задать пароль: </w:t>
+              <w:t xml:space="preserve">Задать пароль: </w:t>
             </w:r>
             <w:r>
               <w:rPr>
@@ -34265,7 +34294,7 @@
                 <w:szCs w:val="23"/>
                 <w:lang w:eastAsia="ru-RU"/>
               </w:rPr>
-              <w:t>Задать порт: </w:t>
+              <w:t xml:space="preserve">Задать порт: </w:t>
             </w:r>
             <w:r>
               <w:rPr>
@@ -35612,7 +35641,6 @@
                 <w:shd w:val="clear" w:color="auto" w:fill="EBEEF2"/>
                 <w:lang w:eastAsia="ru-RU"/>
               </w:rPr>
-              <w:lastRenderedPageBreak/>
               <w:t>\l</w:t>
             </w:r>
             <w:r>
@@ -35622,7 +35650,7 @@
                 <w:szCs w:val="23"/>
                 <w:lang w:eastAsia="ru-RU"/>
               </w:rPr>
-              <w:t> (</w:t>
+              <w:t xml:space="preserve"> (</w:t>
             </w:r>
             <w:proofErr w:type="spellStart"/>
             <w:r>
@@ -35720,7 +35748,7 @@
                 <w:szCs w:val="23"/>
                 <w:lang w:eastAsia="ru-RU"/>
               </w:rPr>
-              <w:t> (MySQL)</w:t>
+              <w:t xml:space="preserve"> (MySQL)</w:t>
             </w:r>
           </w:p>
         </w:tc>
@@ -37245,7 +37273,6 @@
                 <w:szCs w:val="23"/>
                 <w:lang w:eastAsia="ru-RU"/>
               </w:rPr>
-              <w:lastRenderedPageBreak/>
               <w:t>DEFAULT</w:t>
             </w:r>
           </w:p>
@@ -38996,7 +39023,7 @@
           <w:color w:val="0F1115"/>
           <w:lang w:eastAsia="ru-RU"/>
         </w:rPr>
-        <w:t> _________________</w:t>
+        <w:t xml:space="preserve"> _________________</w:t>
       </w:r>
     </w:p>
     <w:p>
@@ -39025,7 +39052,7 @@
           <w:color w:val="0F1115"/>
           <w:lang w:eastAsia="ru-RU"/>
         </w:rPr>
-        <w:t> _________________</w:t>
+        <w:t xml:space="preserve"> _________________</w:t>
       </w:r>
     </w:p>
     <w:p>
@@ -39046,7 +39073,6 @@
           <w:color w:val="0F1115"/>
           <w:lang w:eastAsia="ru-RU"/>
         </w:rPr>
-        <w:lastRenderedPageBreak/>
         <w:t>Дата:</w:t>
       </w:r>
       <w:r>
@@ -39055,7 +39081,7 @@
           <w:color w:val="0F1115"/>
           <w:lang w:eastAsia="ru-RU"/>
         </w:rPr>
-        <w:t> «___» __________ 2026 г.</w:t>
+        <w:t xml:space="preserve"> «___» __________ 2026 г.</w:t>
       </w:r>
     </w:p>
     <w:p>
@@ -39136,7 +39162,7 @@
           <w:color w:val="0F1115"/>
           <w:lang w:eastAsia="ru-RU"/>
         </w:rPr>
-        <w:t>: </w:t>
+        <w:t xml:space="preserve">: </w:t>
       </w:r>
       <w:hyperlink r:id="rId9" w:tgtFrame="_blank" w:history="1">
         <w:r>
@@ -39170,7 +39196,7 @@
           <w:color w:val="0F1115"/>
           <w:lang w:eastAsia="ru-RU"/>
         </w:rPr>
-        <w:t>Официальная документация MySQL: </w:t>
+        <w:t xml:space="preserve">Официальная документация MySQL: </w:t>
       </w:r>
       <w:hyperlink r:id="rId10" w:tgtFrame="_blank" w:history="1">
         <w:r>
@@ -39222,7 +39248,7 @@
           <w:color w:val="0F1115"/>
           <w:lang w:eastAsia="ru-RU"/>
         </w:rPr>
-        <w:t>: </w:t>
+        <w:t xml:space="preserve">: </w:t>
       </w:r>
       <w:hyperlink r:id="rId11" w:tgtFrame="_blank" w:history="1">
         <w:r>
@@ -39274,7 +39300,7 @@
           <w:color w:val="0F1115"/>
           <w:lang w:eastAsia="ru-RU"/>
         </w:rPr>
-        <w:t>: </w:t>
+        <w:t xml:space="preserve">: </w:t>
       </w:r>
       <w:hyperlink r:id="rId12" w:tgtFrame="_blank" w:history="1">
         <w:r>
@@ -39308,7 +39334,7 @@
           <w:color w:val="0F1115"/>
           <w:lang w:eastAsia="ru-RU"/>
         </w:rPr>
-        <w:t>Электронный тренажёр «Упражнения по SQL»: </w:t>
+        <w:t xml:space="preserve">Электронный тренажёр «Упражнения по SQL»: </w:t>
       </w:r>
       <w:hyperlink r:id="rId13" w:tgtFrame="_blank" w:history="1">
         <w:r>
@@ -39479,7 +39505,7 @@
           <w:color w:val="0F1115"/>
           <w:lang w:eastAsia="ru-RU"/>
         </w:rPr>
-        <w:t> _________________ / _______________</w:t>
+        <w:t xml:space="preserve"> _________________ / _______________</w:t>
       </w:r>
       <w:r>
         <w:rPr>
@@ -39505,7 +39531,7 @@
           <w:color w:val="0F1115"/>
           <w:lang w:eastAsia="ru-RU"/>
         </w:rPr>
-        <w:t> «___» __________ 2026 г.</w:t>
+        <w:t xml:space="preserve"> «___» __________ 2026 г.</w:t>
       </w:r>
     </w:p>
     <w:p/>
